--- a/Lab-3_LTspice/Lab-3.docx
+++ b/Lab-3_LTspice/Lab-3.docx
@@ -26,229 +26,7 @@
     </w:p>
     <w:p>
       <w:pPr>
-        <w:pStyle w:val="NormalWeb"/>
-        <w:rPr>
-          <w:b/>
-          <w:bCs/>
-          <w:sz w:val="32"/>
-          <w:szCs w:val="32"/>
-          <w:highlight w:val="yellow"/>
-        </w:rPr>
-      </w:pPr>
-      <w:r>
-        <w:rPr>
-          <w:b/>
-          <w:bCs/>
-          <w:sz w:val="32"/>
-          <w:szCs w:val="32"/>
-          <w:highlight w:val="yellow"/>
-        </w:rPr>
-        <w:t>When filling out this template, DELETE all highlighted text before submitting.</w:t>
-      </w:r>
-    </w:p>
-    <w:p>
-      <w:pPr>
-        <w:pStyle w:val="NormalWeb"/>
-        <w:rPr>
-          <w:highlight w:val="yellow"/>
-        </w:rPr>
-      </w:pPr>
-      <w:r>
-        <w:rPr>
-          <w:highlight w:val="yellow"/>
-        </w:rPr>
-        <w:t>Use this template to submit your pre-lab and write-up on Canvas.</w:t>
-      </w:r>
-    </w:p>
-    <w:p>
-      <w:pPr>
-        <w:pStyle w:val="NormalWeb"/>
-        <w:rPr>
-          <w:highlight w:val="yellow"/>
-        </w:rPr>
-      </w:pPr>
-      <w:r>
-        <w:rPr>
-          <w:highlight w:val="yellow"/>
-        </w:rPr>
-        <w:t xml:space="preserve">For the </w:t>
-      </w:r>
-      <w:r>
-        <w:rPr>
-          <w:rStyle w:val="Strong"/>
-          <w:highlight w:val="yellow"/>
-        </w:rPr>
-        <w:t>pre-lab submission</w:t>
-      </w:r>
-      <w:r>
-        <w:rPr>
-          <w:highlight w:val="yellow"/>
-        </w:rPr>
-        <w:t xml:space="preserve">, include only the </w:t>
-      </w:r>
-      <w:r>
-        <w:rPr>
-          <w:rStyle w:val="Emphasis"/>
-          <w:highlight w:val="yellow"/>
-        </w:rPr>
-        <w:t>Problems Encountered</w:t>
-      </w:r>
-      <w:r>
-        <w:rPr>
-          <w:highlight w:val="yellow"/>
-        </w:rPr>
-        <w:t xml:space="preserve">, </w:t>
-      </w:r>
-      <w:r>
-        <w:rPr>
-          <w:rStyle w:val="Emphasis"/>
-          <w:highlight w:val="yellow"/>
-        </w:rPr>
-        <w:t>Introduction</w:t>
-      </w:r>
-      <w:r>
-        <w:rPr>
-          <w:highlight w:val="yellow"/>
-        </w:rPr>
-        <w:t xml:space="preserve">, and </w:t>
-      </w:r>
-      <w:r>
-        <w:rPr>
-          <w:rStyle w:val="Emphasis"/>
-          <w:highlight w:val="yellow"/>
-        </w:rPr>
-        <w:t>Discussion</w:t>
-      </w:r>
-      <w:r>
-        <w:rPr>
-          <w:highlight w:val="yellow"/>
-        </w:rPr>
-        <w:t xml:space="preserve"> sections, along with your completed work from the lab instructions.</w:t>
-      </w:r>
-    </w:p>
-    <w:p>
-      <w:pPr>
-        <w:pStyle w:val="NormalWeb"/>
-        <w:rPr>
-          <w:highlight w:val="yellow"/>
-        </w:rPr>
-      </w:pPr>
-      <w:r>
-        <w:rPr>
-          <w:highlight w:val="yellow"/>
-        </w:rPr>
-        <w:t xml:space="preserve">For the </w:t>
-      </w:r>
-      <w:r>
-        <w:rPr>
-          <w:rStyle w:val="Strong"/>
-          <w:highlight w:val="yellow"/>
-        </w:rPr>
-        <w:t>write-up submission</w:t>
-      </w:r>
-      <w:r>
-        <w:rPr>
-          <w:highlight w:val="yellow"/>
-        </w:rPr>
-        <w:t xml:space="preserve">, expand on your pre-lab by adding your in-lab work. </w:t>
-      </w:r>
-      <w:r>
-        <w:rPr>
-          <w:highlight w:val="yellow"/>
-        </w:rPr>
-        <w:t>B</w:t>
-      </w:r>
-      <w:r>
-        <w:rPr>
-          <w:highlight w:val="yellow"/>
-        </w:rPr>
-        <w:t xml:space="preserve">e sure to revise or correct any parts of the pre-lab as needed to avoid losing points again. In addition, complete the </w:t>
-      </w:r>
-      <w:r>
-        <w:rPr>
-          <w:i/>
-          <w:iCs/>
-          <w:highlight w:val="yellow"/>
-        </w:rPr>
-        <w:t>Discussion</w:t>
-      </w:r>
-      <w:r>
-        <w:rPr>
-          <w:highlight w:val="yellow"/>
-        </w:rPr>
-        <w:t xml:space="preserve"> and </w:t>
-      </w:r>
-      <w:r>
-        <w:rPr>
-          <w:i/>
-          <w:iCs/>
-          <w:highlight w:val="yellow"/>
-        </w:rPr>
-        <w:t xml:space="preserve">Conclusion </w:t>
-      </w:r>
-      <w:r>
-        <w:rPr>
-          <w:highlight w:val="yellow"/>
-        </w:rPr>
-        <w:t>sections of the document.</w:t>
-      </w:r>
-      <w:r>
-        <w:rPr>
-          <w:highlight w:val="yellow"/>
-        </w:rPr>
-        <w:t xml:space="preserve"> </w:t>
-      </w:r>
-    </w:p>
-    <w:p>
-      <w:pPr>
-        <w:pStyle w:val="NormalWeb"/>
-        <w:rPr>
-          <w:highlight w:val="yellow"/>
-        </w:rPr>
-      </w:pPr>
-      <w:r>
-        <w:rPr>
-          <w:highlight w:val="yellow"/>
-        </w:rPr>
-        <w:t xml:space="preserve">The </w:t>
-      </w:r>
-      <w:r>
-        <w:rPr>
-          <w:rStyle w:val="Strong"/>
-          <w:highlight w:val="yellow"/>
-        </w:rPr>
-        <w:t>final write-up submission</w:t>
-      </w:r>
-      <w:r>
-        <w:rPr>
-          <w:highlight w:val="yellow"/>
-        </w:rPr>
-        <w:t xml:space="preserve"> for each lab should be a complete document that includes </w:t>
-      </w:r>
-      <w:r>
-        <w:rPr>
-          <w:rStyle w:val="Strong"/>
-          <w:highlight w:val="yellow"/>
-        </w:rPr>
-        <w:t>all your work (prelab + in-lab)</w:t>
-      </w:r>
-      <w:r>
-        <w:rPr>
-          <w:highlight w:val="yellow"/>
-        </w:rPr>
-        <w:t xml:space="preserve"> for the lab.</w:t>
-      </w:r>
-      <w:r>
-        <w:rPr>
-          <w:highlight w:val="yellow"/>
-        </w:rPr>
-        <w:t xml:space="preserve"> </w:t>
-      </w:r>
-    </w:p>
-    <w:p>
-      <w:pPr>
         <w:spacing w:line="259" w:lineRule="auto"/>
-        <w:ind w:firstLine="720"/>
         <w:rPr>
           <w:rFonts w:ascii="Times New Roman" w:hAnsi="Times New Roman" w:cs="Times New Roman"/>
           <w:sz w:val="24"/>
@@ -260,38 +38,9 @@
           <w:rFonts w:ascii="Times New Roman" w:hAnsi="Times New Roman" w:cs="Times New Roman"/>
           <w:sz w:val="24"/>
           <w:szCs w:val="24"/>
-          <w:highlight w:val="yellow"/>
-        </w:rPr>
-        <w:t xml:space="preserve">As you go through the lab, bullet point any issues you had during the lab, so essentially any parts of the lab you had trouble understanding or getting to work correctly. This is helpful for </w:t>
-      </w:r>
-      <w:r>
-        <w:rPr>
-          <w:rFonts w:ascii="Times New Roman" w:hAnsi="Times New Roman" w:cs="Times New Roman"/>
-          <w:sz w:val="24"/>
-          <w:szCs w:val="24"/>
-          <w:highlight w:val="yellow"/>
-        </w:rPr>
-        <w:t>us</w:t>
-      </w:r>
-      <w:r>
-        <w:rPr>
-          <w:rFonts w:ascii="Times New Roman" w:hAnsi="Times New Roman" w:cs="Times New Roman"/>
-          <w:sz w:val="24"/>
-          <w:szCs w:val="24"/>
-          <w:highlight w:val="yellow"/>
-        </w:rPr>
-        <w:t xml:space="preserve"> in helping you debug your circuits, and for you in fixing any future problems you have when putting the lab modules together for your final project.</w:t>
-      </w:r>
-    </w:p>
-    <w:p>
-      <w:pPr>
-        <w:spacing w:line="259" w:lineRule="auto"/>
-        <w:rPr>
-          <w:rFonts w:ascii="Times New Roman" w:hAnsi="Times New Roman" w:cs="Times New Roman"/>
-          <w:sz w:val="24"/>
-          <w:szCs w:val="24"/>
-        </w:rPr>
-      </w:pPr>
+        </w:rPr>
+        <w:t>No problems encountered throughout the lab.</w:t>
+      </w:r>
     </w:p>
     <w:p>
       <w:pPr>
@@ -329,47 +78,17 @@
           <w:rFonts w:ascii="Times New Roman" w:eastAsia="Times New Roman" w:hAnsi="Times New Roman" w:cs="Times New Roman"/>
           <w:sz w:val="24"/>
           <w:szCs w:val="24"/>
-          <w:highlight w:val="yellow"/>
-        </w:rPr>
-        <w:t>In two to four sentences, w</w:t>
+        </w:rPr>
+        <w:t xml:space="preserve">This laboratory introduces SPICE circuit simulation using LTspice and explores the key differences between ideal </w:t>
       </w:r>
       <w:r>
         <w:rPr>
           <w:rFonts w:ascii="Times New Roman" w:eastAsia="Times New Roman" w:hAnsi="Times New Roman" w:cs="Times New Roman"/>
           <w:sz w:val="24"/>
           <w:szCs w:val="24"/>
-          <w:highlight w:val="yellow"/>
-        </w:rPr>
-        <w:t xml:space="preserve">rite a brief but descriptive introduction summarizing the purpose </w:t>
-      </w:r>
-      <w:r>
-        <w:rPr>
-          <w:rFonts w:ascii="Times New Roman" w:eastAsia="Times New Roman" w:hAnsi="Times New Roman" w:cs="Times New Roman"/>
-          <w:sz w:val="24"/>
-          <w:szCs w:val="24"/>
-          <w:highlight w:val="yellow"/>
-        </w:rPr>
-        <w:t xml:space="preserve">and key concepts </w:t>
-      </w:r>
-      <w:r>
-        <w:rPr>
-          <w:rFonts w:ascii="Times New Roman" w:eastAsia="Times New Roman" w:hAnsi="Times New Roman" w:cs="Times New Roman"/>
-          <w:sz w:val="24"/>
-          <w:szCs w:val="24"/>
-          <w:highlight w:val="yellow"/>
-        </w:rPr>
-        <w:t>of the lab.</w:t>
-      </w:r>
-    </w:p>
-    <w:p>
-      <w:pPr>
-        <w:spacing w:after="0" w:line="240" w:lineRule="auto"/>
-        <w:rPr>
-          <w:rFonts w:ascii="Times New Roman" w:eastAsia="Times New Roman" w:hAnsi="Times New Roman" w:cs="Times New Roman"/>
-          <w:sz w:val="24"/>
-          <w:szCs w:val="24"/>
-        </w:rPr>
-      </w:pPr>
+        </w:rPr>
+        <w:t xml:space="preserve">and real-world non-ideal components. Through DC operating point analysis, parameter stepping, and Monte Carlo statistical simulations, we quantify oscilloscope probe loading effects and resistor tolerance variations on node voltages. </w:t>
+      </w:r>
     </w:p>
     <w:p>
       <w:pPr>
@@ -391,147 +110,6 @@
           <w:sz w:val="32"/>
         </w:rPr>
         <w:t>DISCUSSION</w:t>
-      </w:r>
-    </w:p>
-    <w:p>
-      <w:pPr>
-        <w:spacing w:line="259" w:lineRule="auto"/>
-        <w:rPr>
-          <w:rFonts w:ascii="Times New Roman" w:hAnsi="Times New Roman" w:cs="Times New Roman"/>
-          <w:sz w:val="24"/>
-          <w:highlight w:val="yellow"/>
-        </w:rPr>
-      </w:pPr>
-      <w:r>
-        <w:rPr>
-          <w:rFonts w:ascii="Times New Roman" w:hAnsi="Times New Roman" w:cs="Times New Roman"/>
-          <w:sz w:val="24"/>
-          <w:highlight w:val="yellow"/>
-        </w:rPr>
-        <w:t>Guidelines</w:t>
-      </w:r>
-      <w:r>
-        <w:rPr>
-          <w:rFonts w:ascii="Times New Roman" w:hAnsi="Times New Roman" w:cs="Times New Roman"/>
-          <w:sz w:val="24"/>
-          <w:highlight w:val="yellow"/>
-        </w:rPr>
-        <w:t>:</w:t>
-      </w:r>
-    </w:p>
-    <w:p>
-      <w:pPr>
-        <w:pStyle w:val="ListParagraph"/>
-        <w:numPr>
-          <w:ilvl w:val="0"/>
-          <w:numId w:val="8"/>
-        </w:numPr>
-        <w:spacing w:line="259" w:lineRule="auto"/>
-        <w:rPr>
-          <w:rFonts w:ascii="Times New Roman" w:hAnsi="Times New Roman" w:cs="Times New Roman"/>
-          <w:sz w:val="24"/>
-          <w:highlight w:val="yellow"/>
-        </w:rPr>
-      </w:pPr>
-      <w:r>
-        <w:rPr>
-          <w:rFonts w:ascii="Times New Roman" w:hAnsi="Times New Roman" w:cs="Times New Roman"/>
-          <w:sz w:val="24"/>
-          <w:highlight w:val="yellow"/>
-        </w:rPr>
-        <w:t>For every value listed, include the appropriate units.</w:t>
-      </w:r>
-    </w:p>
-    <w:p>
-      <w:pPr>
-        <w:pStyle w:val="ListParagraph"/>
-        <w:numPr>
-          <w:ilvl w:val="0"/>
-          <w:numId w:val="8"/>
-        </w:numPr>
-        <w:spacing w:line="259" w:lineRule="auto"/>
-        <w:rPr>
-          <w:rFonts w:ascii="Times New Roman" w:hAnsi="Times New Roman" w:cs="Times New Roman"/>
-          <w:sz w:val="24"/>
-          <w:highlight w:val="yellow"/>
-        </w:rPr>
-      </w:pPr>
-      <w:r>
-        <w:rPr>
-          <w:rFonts w:ascii="Times New Roman" w:hAnsi="Times New Roman" w:cs="Times New Roman"/>
-          <w:sz w:val="24"/>
-          <w:highlight w:val="yellow"/>
-        </w:rPr>
-        <w:t>Include 2-3 significant figures for your values.</w:t>
-      </w:r>
-    </w:p>
-    <w:p>
-      <w:pPr>
-        <w:pStyle w:val="ListParagraph"/>
-        <w:numPr>
-          <w:ilvl w:val="0"/>
-          <w:numId w:val="8"/>
-        </w:numPr>
-        <w:spacing w:line="259" w:lineRule="auto"/>
-        <w:rPr>
-          <w:rFonts w:ascii="Times New Roman" w:hAnsi="Times New Roman" w:cs="Times New Roman"/>
-          <w:sz w:val="24"/>
-          <w:highlight w:val="yellow"/>
-        </w:rPr>
-      </w:pPr>
-      <w:r>
-        <w:rPr>
-          <w:rFonts w:ascii="Times New Roman" w:hAnsi="Times New Roman" w:cs="Times New Roman"/>
-          <w:sz w:val="24"/>
-          <w:highlight w:val="yellow"/>
-        </w:rPr>
-        <w:t>Label and caption all images and tables as shown below.</w:t>
-      </w:r>
-    </w:p>
-    <w:p>
-      <w:pPr>
-        <w:pStyle w:val="ListParagraph"/>
-        <w:numPr>
-          <w:ilvl w:val="0"/>
-          <w:numId w:val="8"/>
-        </w:numPr>
-        <w:spacing w:line="259" w:lineRule="auto"/>
-        <w:rPr>
-          <w:rFonts w:ascii="Times New Roman" w:hAnsi="Times New Roman" w:cs="Times New Roman"/>
-          <w:sz w:val="24"/>
-          <w:highlight w:val="yellow"/>
-        </w:rPr>
-      </w:pPr>
-      <w:r>
-        <w:rPr>
-          <w:rFonts w:ascii="Times New Roman" w:hAnsi="Times New Roman" w:cs="Times New Roman"/>
-          <w:sz w:val="24"/>
-          <w:highlight w:val="yellow"/>
-        </w:rPr>
-        <w:t>The grader should be able to tell that the writer understands the subject material.</w:t>
-      </w:r>
-    </w:p>
-    <w:p>
-      <w:pPr>
-        <w:pStyle w:val="ListParagraph"/>
-        <w:numPr>
-          <w:ilvl w:val="0"/>
-          <w:numId w:val="8"/>
-        </w:numPr>
-        <w:spacing w:line="259" w:lineRule="auto"/>
-        <w:rPr>
-          <w:rFonts w:ascii="Times New Roman" w:hAnsi="Times New Roman" w:cs="Times New Roman"/>
-          <w:sz w:val="24"/>
-          <w:highlight w:val="yellow"/>
-        </w:rPr>
-      </w:pPr>
-      <w:r>
-        <w:rPr>
-          <w:rFonts w:ascii="Times New Roman" w:hAnsi="Times New Roman" w:cs="Times New Roman"/>
-          <w:sz w:val="24"/>
-          <w:highlight w:val="yellow"/>
-        </w:rPr>
-        <w:t>The cleaner everything is organized, the easier it is for your TA to grade.</w:t>
       </w:r>
     </w:p>
     <w:p>
@@ -636,17 +214,6 @@
     </w:p>
     <w:p>
       <w:pPr>
-        <w:spacing w:before="120" w:line="240" w:lineRule="auto"/>
-        <w:ind w:firstLine="432"/>
-        <w:rPr>
-          <w:rFonts w:ascii="Times New Roman" w:hAnsi="Times New Roman" w:cs="Times New Roman"/>
-          <w:sz w:val="28"/>
-          <w:szCs w:val="28"/>
-        </w:rPr>
-      </w:pPr>
-    </w:p>
-    <w:p>
-      <w:pPr>
         <w:pStyle w:val="Heading3"/>
         <w:numPr>
           <w:ilvl w:val="1"/>
@@ -671,7 +238,6 @@
           <w:sz w:val="34"/>
           <w:szCs w:val="34"/>
         </w:rPr>
-        <w:lastRenderedPageBreak/>
         <w:t>Introduction</w:t>
       </w:r>
     </w:p>
@@ -1065,6 +631,7 @@
           <w:sz w:val="28"/>
           <w:szCs w:val="28"/>
         </w:rPr>
+        <w:lastRenderedPageBreak/>
         <w:drawing>
           <wp:inline distT="0" distB="0" distL="0" distR="0" wp14:anchorId="37FB5376" wp14:editId="75548704">
             <wp:extent cx="6949440" cy="882650"/>
@@ -1163,6 +730,239 @@
         <w:t>Using LTspice, layout the circuit in Figure 3.1 and run a DC operating point simulation (.op) to generate the node voltages at nodes A, B, C, and D. Table the node voltages.</w:t>
       </w:r>
     </w:p>
+    <w:p>
+      <w:pPr>
+        <w:pStyle w:val="ListParagraph"/>
+        <w:spacing w:before="120" w:line="240" w:lineRule="auto"/>
+        <w:ind w:left="792"/>
+        <w:rPr>
+          <w:rFonts w:ascii="Times New Roman" w:hAnsi="Times New Roman" w:cs="Times New Roman"/>
+          <w:sz w:val="28"/>
+          <w:szCs w:val="28"/>
+        </w:rPr>
+      </w:pPr>
+    </w:p>
+    <w:p>
+      <w:pPr>
+        <w:pStyle w:val="ListParagraph"/>
+        <w:spacing w:before="120" w:line="240" w:lineRule="auto"/>
+        <w:ind w:left="792"/>
+        <w:rPr>
+          <w:rFonts w:ascii="Times New Roman" w:hAnsi="Times New Roman" w:cs="Times New Roman"/>
+          <w:sz w:val="28"/>
+          <w:szCs w:val="28"/>
+        </w:rPr>
+      </w:pPr>
+      <w:r>
+        <w:rPr>
+          <w:rFonts w:ascii="Times New Roman" w:hAnsi="Times New Roman" w:cs="Times New Roman"/>
+          <w:sz w:val="28"/>
+          <w:szCs w:val="28"/>
+        </w:rPr>
+        <w:t xml:space="preserve">Current (I) = </w:t>
+      </w:r>
+      <m:oMath>
+        <m:f>
+          <m:fPr>
+            <m:ctrlPr>
+              <w:rPr>
+                <w:rFonts w:ascii="Cambria Math" w:hAnsi="Cambria Math" w:cs="Times New Roman"/>
+                <w:i/>
+                <w:sz w:val="28"/>
+                <w:szCs w:val="28"/>
+              </w:rPr>
+            </m:ctrlPr>
+          </m:fPr>
+          <m:num>
+            <m:r>
+              <w:rPr>
+                <w:rFonts w:ascii="Cambria Math" w:hAnsi="Cambria Math" w:cs="Times New Roman"/>
+                <w:sz w:val="28"/>
+                <w:szCs w:val="28"/>
+              </w:rPr>
+              <m:t>V</m:t>
+            </m:r>
+            <m:r>
+              <w:rPr>
+                <w:rFonts w:ascii="Cambria Math" w:hAnsi="Cambria Math" w:cs="Times New Roman"/>
+                <w:sz w:val="28"/>
+                <w:szCs w:val="28"/>
+              </w:rPr>
+              <m:t>in</m:t>
+            </m:r>
+          </m:num>
+          <m:den>
+            <m:r>
+              <w:rPr>
+                <w:rFonts w:ascii="Cambria Math" w:hAnsi="Cambria Math" w:cs="Times New Roman"/>
+                <w:sz w:val="28"/>
+                <w:szCs w:val="28"/>
+              </w:rPr>
+              <m:t>Rtotal</m:t>
+            </m:r>
+          </m:den>
+        </m:f>
+        <m:r>
+          <w:rPr>
+            <w:rFonts w:ascii="Cambria Math" w:hAnsi="Cambria Math" w:cs="Times New Roman"/>
+            <w:sz w:val="28"/>
+            <w:szCs w:val="28"/>
+          </w:rPr>
+          <m:t xml:space="preserve">= </m:t>
+        </m:r>
+        <m:f>
+          <m:fPr>
+            <m:ctrlPr>
+              <w:rPr>
+                <w:rFonts w:ascii="Cambria Math" w:hAnsi="Cambria Math" w:cs="Times New Roman"/>
+                <w:i/>
+                <w:sz w:val="28"/>
+                <w:szCs w:val="28"/>
+              </w:rPr>
+            </m:ctrlPr>
+          </m:fPr>
+          <m:num>
+            <m:r>
+              <w:rPr>
+                <w:rFonts w:ascii="Cambria Math" w:hAnsi="Cambria Math" w:cs="Times New Roman"/>
+                <w:sz w:val="28"/>
+                <w:szCs w:val="28"/>
+              </w:rPr>
+              <m:t>5V</m:t>
+            </m:r>
+          </m:num>
+          <m:den>
+            <m:r>
+              <m:rPr>
+                <m:sty m:val="p"/>
+              </m:rPr>
+              <w:rPr>
+                <w:rFonts w:ascii="Cambria Math" w:hAnsi="Cambria Math"/>
+              </w:rPr>
+              <m:t>4.7 K</m:t>
+            </m:r>
+            <m:r>
+              <m:rPr>
+                <m:sty m:val="p"/>
+              </m:rPr>
+              <w:rPr>
+                <w:rFonts w:ascii="Cambria Math" w:hAnsi="Cambria Math"/>
+              </w:rPr>
+              <m:t>Ω</m:t>
+            </m:r>
+            <m:r>
+              <m:rPr>
+                <m:sty m:val="p"/>
+              </m:rPr>
+              <w:rPr>
+                <w:rFonts w:ascii="Cambria Math"/>
+              </w:rPr>
+              <m:t>+10 K</m:t>
+            </m:r>
+            <m:r>
+              <m:rPr>
+                <m:sty m:val="p"/>
+              </m:rPr>
+              <w:rPr>
+                <w:rFonts w:ascii="Cambria Math" w:hAnsi="Cambria Math"/>
+              </w:rPr>
+              <m:t>Ω</m:t>
+            </m:r>
+            <m:r>
+              <m:rPr>
+                <m:sty m:val="p"/>
+              </m:rPr>
+              <w:rPr>
+                <w:rFonts w:ascii="Cambria Math"/>
+              </w:rPr>
+              <m:t>+10 K</m:t>
+            </m:r>
+            <m:r>
+              <m:rPr>
+                <m:sty m:val="p"/>
+              </m:rPr>
+              <w:rPr>
+                <w:rFonts w:ascii="Cambria Math" w:hAnsi="Cambria Math"/>
+              </w:rPr>
+              <m:t>Ω</m:t>
+            </m:r>
+            <m:r>
+              <m:rPr>
+                <m:sty m:val="p"/>
+              </m:rPr>
+              <w:rPr>
+                <w:rFonts w:ascii="Cambria Math"/>
+              </w:rPr>
+              <m:t>+10 K</m:t>
+            </m:r>
+            <m:r>
+              <m:rPr>
+                <m:sty m:val="p"/>
+              </m:rPr>
+              <w:rPr>
+                <w:rFonts w:ascii="Cambria Math" w:hAnsi="Cambria Math"/>
+              </w:rPr>
+              <m:t>Ω</m:t>
+            </m:r>
+            <m:r>
+              <m:rPr>
+                <m:sty m:val="p"/>
+              </m:rPr>
+              <w:rPr>
+                <w:rFonts w:ascii="Cambria Math"/>
+              </w:rPr>
+              <m:t>+4.7 K</m:t>
+            </m:r>
+            <m:r>
+              <m:rPr>
+                <m:sty m:val="p"/>
+              </m:rPr>
+              <w:rPr>
+                <w:rFonts w:ascii="Cambria Math" w:hAnsi="Cambria Math"/>
+              </w:rPr>
+              <m:t>Ω</m:t>
+            </m:r>
+          </m:den>
+        </m:f>
+        <m:r>
+          <w:rPr>
+            <w:rFonts w:ascii="Cambria Math" w:eastAsiaTheme="minorEastAsia" w:hAnsi="Cambria Math" w:cs="Times New Roman"/>
+            <w:sz w:val="28"/>
+            <w:szCs w:val="28"/>
+          </w:rPr>
+          <m:t xml:space="preserve">= </m:t>
+        </m:r>
+        <m:r>
+          <w:rPr>
+            <w:rFonts w:ascii="Cambria Math" w:eastAsiaTheme="minorEastAsia" w:hAnsi="Cambria Math" w:cs="Times New Roman"/>
+            <w:sz w:val="28"/>
+            <w:szCs w:val="28"/>
+          </w:rPr>
+          <m:t>0.127 m</m:t>
+        </m:r>
+        <m:r>
+          <m:rPr>
+            <m:sty m:val="p"/>
+          </m:rPr>
+          <w:rPr>
+            <w:rFonts w:ascii="Cambria Math" w:hAnsi="Cambria Math"/>
+          </w:rPr>
+          <m:t>A</m:t>
+        </m:r>
+      </m:oMath>
+    </w:p>
+    <w:p>
+      <w:pPr>
+        <w:pStyle w:val="ListParagraph"/>
+        <w:spacing w:before="120" w:line="240" w:lineRule="auto"/>
+        <w:ind w:left="792"/>
+        <w:rPr>
+          <w:rFonts w:ascii="Times New Roman" w:hAnsi="Times New Roman" w:cs="Times New Roman"/>
+          <w:sz w:val="28"/>
+          <w:szCs w:val="28"/>
+        </w:rPr>
+      </w:pPr>
+    </w:p>
     <w:tbl>
       <w:tblPr>
         <w:tblStyle w:val="TableGrid"/>
@@ -1353,12 +1153,21 @@
               <w:pStyle w:val="ListParagraph"/>
               <w:spacing w:before="120" w:line="240" w:lineRule="auto"/>
               <w:ind w:left="0"/>
-              <w:rPr>
-                <w:rFonts w:ascii="Times New Roman" w:hAnsi="Times New Roman" w:cs="Times New Roman"/>
-                <w:sz w:val="28"/>
-                <w:szCs w:val="28"/>
-              </w:rPr>
-            </w:pPr>
+              <w:jc w:val="center"/>
+              <w:rPr>
+                <w:rFonts w:ascii="Times New Roman" w:hAnsi="Times New Roman" w:cs="Times New Roman"/>
+                <w:sz w:val="28"/>
+                <w:szCs w:val="28"/>
+              </w:rPr>
+            </w:pPr>
+            <w:r>
+              <w:rPr>
+                <w:rFonts w:ascii="Times New Roman" w:hAnsi="Times New Roman" w:cs="Times New Roman"/>
+                <w:sz w:val="28"/>
+                <w:szCs w:val="28"/>
+              </w:rPr>
+              <w:t>4.40355</w:t>
+            </w:r>
           </w:p>
         </w:tc>
         <w:tc>
@@ -1405,12 +1214,21 @@
               <w:keepNext/>
               <w:spacing w:before="120" w:line="240" w:lineRule="auto"/>
               <w:ind w:left="0"/>
-              <w:rPr>
-                <w:rFonts w:ascii="Times New Roman" w:hAnsi="Times New Roman" w:cs="Times New Roman"/>
-                <w:sz w:val="28"/>
-                <w:szCs w:val="28"/>
-              </w:rPr>
-            </w:pPr>
+              <w:jc w:val="center"/>
+              <w:rPr>
+                <w:rFonts w:ascii="Times New Roman" w:hAnsi="Times New Roman" w:cs="Times New Roman"/>
+                <w:sz w:val="28"/>
+                <w:szCs w:val="28"/>
+              </w:rPr>
+            </w:pPr>
+            <w:r>
+              <w:rPr>
+                <w:rFonts w:ascii="Times New Roman" w:hAnsi="Times New Roman" w:cs="Times New Roman"/>
+                <w:sz w:val="28"/>
+                <w:szCs w:val="28"/>
+              </w:rPr>
+              <w:t>0%</w:t>
+            </w:r>
           </w:p>
         </w:tc>
       </w:tr>
@@ -1449,12 +1267,21 @@
               <w:pStyle w:val="ListParagraph"/>
               <w:spacing w:before="120" w:line="240" w:lineRule="auto"/>
               <w:ind w:left="0"/>
-              <w:rPr>
-                <w:rFonts w:ascii="Times New Roman" w:hAnsi="Times New Roman" w:cs="Times New Roman"/>
-                <w:sz w:val="28"/>
-                <w:szCs w:val="28"/>
-              </w:rPr>
-            </w:pPr>
+              <w:jc w:val="center"/>
+              <w:rPr>
+                <w:rFonts w:ascii="Times New Roman" w:hAnsi="Times New Roman" w:cs="Times New Roman"/>
+                <w:sz w:val="28"/>
+                <w:szCs w:val="28"/>
+              </w:rPr>
+            </w:pPr>
+            <w:r>
+              <w:rPr>
+                <w:rFonts w:ascii="Times New Roman" w:hAnsi="Times New Roman" w:cs="Times New Roman"/>
+                <w:sz w:val="28"/>
+                <w:szCs w:val="28"/>
+              </w:rPr>
+              <w:t>3.13452</w:t>
+            </w:r>
           </w:p>
         </w:tc>
         <w:tc>
@@ -1495,12 +1322,21 @@
               <w:keepNext/>
               <w:spacing w:before="120" w:line="240" w:lineRule="auto"/>
               <w:ind w:left="0"/>
-              <w:rPr>
-                <w:rFonts w:ascii="Times New Roman" w:hAnsi="Times New Roman" w:cs="Times New Roman"/>
-                <w:sz w:val="28"/>
-                <w:szCs w:val="28"/>
-              </w:rPr>
-            </w:pPr>
+              <w:jc w:val="center"/>
+              <w:rPr>
+                <w:rFonts w:ascii="Times New Roman" w:hAnsi="Times New Roman" w:cs="Times New Roman"/>
+                <w:sz w:val="28"/>
+                <w:szCs w:val="28"/>
+              </w:rPr>
+            </w:pPr>
+            <w:r>
+              <w:rPr>
+                <w:rFonts w:ascii="Times New Roman" w:hAnsi="Times New Roman" w:cs="Times New Roman"/>
+                <w:sz w:val="28"/>
+                <w:szCs w:val="28"/>
+              </w:rPr>
+              <w:t>0%</w:t>
+            </w:r>
           </w:p>
         </w:tc>
       </w:tr>
@@ -1539,12 +1375,21 @@
               <w:pStyle w:val="ListParagraph"/>
               <w:spacing w:before="120" w:line="240" w:lineRule="auto"/>
               <w:ind w:left="0"/>
-              <w:rPr>
-                <w:rFonts w:ascii="Times New Roman" w:hAnsi="Times New Roman" w:cs="Times New Roman"/>
-                <w:sz w:val="28"/>
-                <w:szCs w:val="28"/>
-              </w:rPr>
-            </w:pPr>
+              <w:jc w:val="center"/>
+              <w:rPr>
+                <w:rFonts w:ascii="Times New Roman" w:hAnsi="Times New Roman" w:cs="Times New Roman"/>
+                <w:sz w:val="28"/>
+                <w:szCs w:val="28"/>
+              </w:rPr>
+            </w:pPr>
+            <w:r>
+              <w:rPr>
+                <w:rFonts w:ascii="Times New Roman" w:hAnsi="Times New Roman" w:cs="Times New Roman"/>
+                <w:sz w:val="28"/>
+                <w:szCs w:val="28"/>
+              </w:rPr>
+              <w:t>1.86548</w:t>
+            </w:r>
           </w:p>
         </w:tc>
         <w:tc>
@@ -1585,12 +1430,21 @@
               <w:keepNext/>
               <w:spacing w:before="120" w:line="240" w:lineRule="auto"/>
               <w:ind w:left="0"/>
-              <w:rPr>
-                <w:rFonts w:ascii="Times New Roman" w:hAnsi="Times New Roman" w:cs="Times New Roman"/>
-                <w:sz w:val="28"/>
-                <w:szCs w:val="28"/>
-              </w:rPr>
-            </w:pPr>
+              <w:jc w:val="center"/>
+              <w:rPr>
+                <w:rFonts w:ascii="Times New Roman" w:hAnsi="Times New Roman" w:cs="Times New Roman"/>
+                <w:sz w:val="28"/>
+                <w:szCs w:val="28"/>
+              </w:rPr>
+            </w:pPr>
+            <w:r>
+              <w:rPr>
+                <w:rFonts w:ascii="Times New Roman" w:hAnsi="Times New Roman" w:cs="Times New Roman"/>
+                <w:sz w:val="28"/>
+                <w:szCs w:val="28"/>
+              </w:rPr>
+              <w:t>0%</w:t>
+            </w:r>
           </w:p>
         </w:tc>
       </w:tr>
@@ -1629,12 +1483,21 @@
               <w:pStyle w:val="ListParagraph"/>
               <w:spacing w:before="120" w:line="240" w:lineRule="auto"/>
               <w:ind w:left="0"/>
-              <w:rPr>
-                <w:rFonts w:ascii="Times New Roman" w:hAnsi="Times New Roman" w:cs="Times New Roman"/>
-                <w:sz w:val="28"/>
-                <w:szCs w:val="28"/>
-              </w:rPr>
-            </w:pPr>
+              <w:jc w:val="center"/>
+              <w:rPr>
+                <w:rFonts w:ascii="Times New Roman" w:hAnsi="Times New Roman" w:cs="Times New Roman"/>
+                <w:sz w:val="28"/>
+                <w:szCs w:val="28"/>
+              </w:rPr>
+            </w:pPr>
+            <w:r>
+              <w:rPr>
+                <w:rFonts w:ascii="Times New Roman" w:hAnsi="Times New Roman" w:cs="Times New Roman"/>
+                <w:sz w:val="28"/>
+                <w:szCs w:val="28"/>
+              </w:rPr>
+              <w:t>0.596447</w:t>
+            </w:r>
           </w:p>
         </w:tc>
         <w:tc>
@@ -1675,12 +1538,21 @@
               <w:keepNext/>
               <w:spacing w:before="120" w:line="240" w:lineRule="auto"/>
               <w:ind w:left="0"/>
-              <w:rPr>
-                <w:rFonts w:ascii="Times New Roman" w:hAnsi="Times New Roman" w:cs="Times New Roman"/>
-                <w:sz w:val="28"/>
-                <w:szCs w:val="28"/>
-              </w:rPr>
-            </w:pPr>
+              <w:jc w:val="center"/>
+              <w:rPr>
+                <w:rFonts w:ascii="Times New Roman" w:hAnsi="Times New Roman" w:cs="Times New Roman"/>
+                <w:sz w:val="28"/>
+                <w:szCs w:val="28"/>
+              </w:rPr>
+            </w:pPr>
+            <w:r>
+              <w:rPr>
+                <w:rFonts w:ascii="Times New Roman" w:hAnsi="Times New Roman" w:cs="Times New Roman"/>
+                <w:sz w:val="28"/>
+                <w:szCs w:val="28"/>
+              </w:rPr>
+              <w:t>0%</w:t>
+            </w:r>
           </w:p>
         </w:tc>
       </w:tr>
@@ -1718,6 +1590,15 @@
       </w:r>
       <w:r>
         <w:t>: Node Voltages at Nodes A, B, C, and D</w:t>
+      </w:r>
+      <w:r>
+        <w:t xml:space="preserve">, Expected Voltage (V) = </w:t>
+      </w:r>
+      <w:r>
+        <w:t xml:space="preserve">V - </w:t>
+      </w:r>
+      <w:r>
+        <w:t>Current (I) * Resistance (R)</w:t>
       </w:r>
     </w:p>
     <w:p>
@@ -1740,7 +1621,6 @@
           <w:sz w:val="28"/>
           <w:szCs w:val="28"/>
         </w:rPr>
-        <w:lastRenderedPageBreak/>
         <w:t>When measuring the node voltages in real life, an oscilloscope is used. The scope probes have a finite input resistance of 1 MΩ. Re-simulate the node voltages with a 1 MΩ resistor at nodes A through D, Figure 3.2 (a) through (d). There should be a total of 4 simulations with node voltages A through D for each simulation. Table the values.</w:t>
       </w:r>
     </w:p>
@@ -2260,15 +2140,38 @@
     </w:tbl>
     <w:p>
       <w:pPr>
-        <w:pStyle w:val="ListParagraph"/>
-        <w:spacing w:before="120" w:line="240" w:lineRule="auto"/>
-        <w:ind w:left="792"/>
-        <w:rPr>
-          <w:rFonts w:ascii="Times New Roman" w:hAnsi="Times New Roman" w:cs="Times New Roman"/>
-          <w:sz w:val="28"/>
-          <w:szCs w:val="28"/>
-        </w:rPr>
-      </w:pPr>
+        <w:pStyle w:val="Caption"/>
+        <w:jc w:val="center"/>
+        <w:rPr>
+          <w:rFonts w:ascii="Times New Roman" w:hAnsi="Times New Roman" w:cs="Times New Roman"/>
+          <w:sz w:val="28"/>
+          <w:szCs w:val="28"/>
+        </w:rPr>
+      </w:pPr>
+      <w:r>
+        <w:t xml:space="preserve">Table </w:t>
+      </w:r>
+      <w:r>
+        <w:fldChar w:fldCharType="begin"/>
+      </w:r>
+      <w:r>
+        <w:instrText xml:space="preserve"> SEQ Table \* ARABIC </w:instrText>
+      </w:r>
+      <w:r>
+        <w:fldChar w:fldCharType="separate"/>
+      </w:r>
+      <w:r>
+        <w:rPr>
+          <w:noProof/>
+        </w:rPr>
+        <w:t>2</w:t>
+      </w:r>
+      <w:r>
+        <w:fldChar w:fldCharType="end"/>
+      </w:r>
+      <w:r>
+        <w:t>: Figure 3.2 a with 1 MΩ at node A</w:t>
+      </w:r>
     </w:p>
     <w:tbl>
       <w:tblPr>
@@ -2786,15 +2689,41 @@
     </w:tbl>
     <w:p>
       <w:pPr>
-        <w:pStyle w:val="ListParagraph"/>
-        <w:spacing w:before="120" w:line="240" w:lineRule="auto"/>
-        <w:ind w:left="792"/>
-        <w:rPr>
-          <w:rFonts w:ascii="Times New Roman" w:hAnsi="Times New Roman" w:cs="Times New Roman"/>
-          <w:sz w:val="28"/>
-          <w:szCs w:val="28"/>
-        </w:rPr>
-      </w:pPr>
+        <w:pStyle w:val="Caption"/>
+        <w:jc w:val="center"/>
+        <w:rPr>
+          <w:rFonts w:ascii="Times New Roman" w:hAnsi="Times New Roman" w:cs="Times New Roman"/>
+          <w:sz w:val="28"/>
+          <w:szCs w:val="28"/>
+        </w:rPr>
+      </w:pPr>
+      <w:r>
+        <w:t xml:space="preserve">Table </w:t>
+      </w:r>
+      <w:r>
+        <w:fldChar w:fldCharType="begin"/>
+      </w:r>
+      <w:r>
+        <w:instrText xml:space="preserve"> SEQ Table \* ARABIC </w:instrText>
+      </w:r>
+      <w:r>
+        <w:fldChar w:fldCharType="separate"/>
+      </w:r>
+      <w:r>
+        <w:rPr>
+          <w:noProof/>
+        </w:rPr>
+        <w:t>3</w:t>
+      </w:r>
+      <w:r>
+        <w:fldChar w:fldCharType="end"/>
+      </w:r>
+      <w:r>
+        <w:t xml:space="preserve">: Figure 3.2 a with 1 MΩ at node </w:t>
+      </w:r>
+      <w:r>
+        <w:t>B</w:t>
+      </w:r>
     </w:p>
     <w:tbl>
       <w:tblPr>
@@ -2836,6 +2765,7 @@
                 <w:sz w:val="28"/>
                 <w:szCs w:val="28"/>
               </w:rPr>
+              <w:lastRenderedPageBreak/>
               <w:t>Node</w:t>
             </w:r>
           </w:p>
@@ -3312,15 +3242,41 @@
     </w:tbl>
     <w:p>
       <w:pPr>
-        <w:pStyle w:val="ListParagraph"/>
-        <w:spacing w:before="120" w:line="240" w:lineRule="auto"/>
-        <w:ind w:left="792"/>
-        <w:rPr>
-          <w:rFonts w:ascii="Times New Roman" w:hAnsi="Times New Roman" w:cs="Times New Roman"/>
-          <w:sz w:val="28"/>
-          <w:szCs w:val="28"/>
-        </w:rPr>
-      </w:pPr>
+        <w:pStyle w:val="Caption"/>
+        <w:jc w:val="center"/>
+        <w:rPr>
+          <w:rFonts w:ascii="Times New Roman" w:hAnsi="Times New Roman" w:cs="Times New Roman"/>
+          <w:sz w:val="28"/>
+          <w:szCs w:val="28"/>
+        </w:rPr>
+      </w:pPr>
+      <w:r>
+        <w:t xml:space="preserve">Table </w:t>
+      </w:r>
+      <w:r>
+        <w:fldChar w:fldCharType="begin"/>
+      </w:r>
+      <w:r>
+        <w:instrText xml:space="preserve"> SEQ Table \* ARABIC </w:instrText>
+      </w:r>
+      <w:r>
+        <w:fldChar w:fldCharType="separate"/>
+      </w:r>
+      <w:r>
+        <w:rPr>
+          <w:noProof/>
+        </w:rPr>
+        <w:t>4</w:t>
+      </w:r>
+      <w:r>
+        <w:fldChar w:fldCharType="end"/>
+      </w:r>
+      <w:r>
+        <w:t xml:space="preserve">: Figure 3.2 a with 1 MΩ at node </w:t>
+      </w:r>
+      <w:r>
+        <w:t>C</w:t>
+      </w:r>
     </w:p>
     <w:tbl>
       <w:tblPr>
@@ -3838,15 +3794,41 @@
     </w:tbl>
     <w:p>
       <w:pPr>
-        <w:pStyle w:val="ListParagraph"/>
-        <w:spacing w:before="120" w:line="240" w:lineRule="auto"/>
-        <w:ind w:left="792"/>
-        <w:rPr>
-          <w:rFonts w:ascii="Times New Roman" w:hAnsi="Times New Roman" w:cs="Times New Roman"/>
-          <w:sz w:val="28"/>
-          <w:szCs w:val="28"/>
-        </w:rPr>
-      </w:pPr>
+        <w:pStyle w:val="Caption"/>
+        <w:jc w:val="center"/>
+        <w:rPr>
+          <w:rFonts w:ascii="Times New Roman" w:hAnsi="Times New Roman" w:cs="Times New Roman"/>
+          <w:sz w:val="28"/>
+          <w:szCs w:val="28"/>
+        </w:rPr>
+      </w:pPr>
+      <w:r>
+        <w:t xml:space="preserve">Table </w:t>
+      </w:r>
+      <w:r>
+        <w:fldChar w:fldCharType="begin"/>
+      </w:r>
+      <w:r>
+        <w:instrText xml:space="preserve"> SEQ Table \* ARABIC </w:instrText>
+      </w:r>
+      <w:r>
+        <w:fldChar w:fldCharType="separate"/>
+      </w:r>
+      <w:r>
+        <w:rPr>
+          <w:noProof/>
+        </w:rPr>
+        <w:t>5</w:t>
+      </w:r>
+      <w:r>
+        <w:fldChar w:fldCharType="end"/>
+      </w:r>
+      <w:r>
+        <w:t xml:space="preserve">: Figure 3.2 a with 1 MΩ at node </w:t>
+      </w:r>
+      <w:r>
+        <w:t>D</w:t>
+      </w:r>
     </w:p>
     <w:p>
       <w:pPr>
@@ -4160,6 +4142,100 @@
     </w:p>
     <w:p>
       <w:pPr>
+        <w:keepNext/>
+        <w:jc w:val="center"/>
+      </w:pPr>
+      <w:r>
+        <w:drawing>
+          <wp:inline distT="0" distB="0" distL="0" distR="0" wp14:anchorId="7AC0C12B" wp14:editId="27182E00">
+            <wp:extent cx="6949440" cy="3708400"/>
+            <wp:effectExtent l="0" t="0" r="3810" b="6350"/>
+            <wp:docPr id="1663112176" name="Picture 1"/>
+            <wp:cNvGraphicFramePr>
+              <a:graphicFrameLocks xmlns:a="http://schemas.openxmlformats.org/drawingml/2006/main" noChangeAspect="1"/>
+            </wp:cNvGraphicFramePr>
+            <a:graphic xmlns:a="http://schemas.openxmlformats.org/drawingml/2006/main">
+              <a:graphicData uri="http://schemas.openxmlformats.org/drawingml/2006/picture">
+                <pic:pic xmlns:pic="http://schemas.openxmlformats.org/drawingml/2006/picture">
+                  <pic:nvPicPr>
+                    <pic:cNvPr id="1663112176" name=""/>
+                    <pic:cNvPicPr/>
+                  </pic:nvPicPr>
+                  <pic:blipFill>
+                    <a:blip r:embed="rId16"/>
+                    <a:stretch>
+                      <a:fillRect/>
+                    </a:stretch>
+                  </pic:blipFill>
+                  <pic:spPr>
+                    <a:xfrm>
+                      <a:off x="0" y="0"/>
+                      <a:ext cx="6949440" cy="3708400"/>
+                    </a:xfrm>
+                    <a:prstGeom prst="rect">
+                      <a:avLst/>
+                    </a:prstGeom>
+                  </pic:spPr>
+                </pic:pic>
+              </a:graphicData>
+            </a:graphic>
+          </wp:inline>
+        </w:drawing>
+      </w:r>
+    </w:p>
+    <w:p>
+      <w:pPr>
+        <w:pStyle w:val="Caption"/>
+        <w:jc w:val="center"/>
+      </w:pPr>
+      <w:r>
+        <w:t xml:space="preserve">Screenshot </w:t>
+      </w:r>
+      <w:r>
+        <w:fldChar w:fldCharType="begin"/>
+      </w:r>
+      <w:r>
+        <w:instrText xml:space="preserve"> SEQ Screenshot \* ARABIC </w:instrText>
+      </w:r>
+      <w:r>
+        <w:fldChar w:fldCharType="separate"/>
+      </w:r>
+      <w:r>
+        <w:rPr>
+          <w:noProof/>
+        </w:rPr>
+        <w:t>1</w:t>
+      </w:r>
+      <w:r>
+        <w:fldChar w:fldCharType="end"/>
+      </w:r>
+      <w:r>
+        <w:t xml:space="preserve">: </w:t>
+      </w:r>
+      <w:r>
+        <w:t>Exercise 3.3 – Image of Circuit and Simulation Results</w:t>
+      </w:r>
+      <w:r>
+        <w:t xml:space="preserve">. </w:t>
+      </w:r>
+      <w:r>
+        <w:t>The first circuit is a simple voltage divider that is not loaded (</w:t>
+      </w:r>
+      <w:r>
+        <w:t>1</w:t>
+      </w:r>
+      <w:r>
+        <w:t xml:space="preserve">) while the second circuit has a 1 MΩ resistor in parallel with R4 </w:t>
+      </w:r>
+      <w:r>
+        <w:t>(2</w:t>
+      </w:r>
+      <w:r>
+        <w:t>)</w:t>
+      </w:r>
+    </w:p>
+    <w:p>
+      <w:pPr>
         <w:pStyle w:val="Heading3"/>
         <w:numPr>
           <w:ilvl w:val="2"/>
@@ -4238,6 +4314,7 @@
           <w:sz w:val="28"/>
           <w:szCs w:val="28"/>
         </w:rPr>
+        <w:lastRenderedPageBreak/>
         <w:drawing>
           <wp:inline distT="0" distB="0" distL="0" distR="0" wp14:anchorId="44CE4738" wp14:editId="3D3123C3">
             <wp:extent cx="6949440" cy="1022985"/>
@@ -4254,7 +4331,7 @@
                     <pic:cNvPicPr/>
                   </pic:nvPicPr>
                   <pic:blipFill>
-                    <a:blip r:embed="rId16"/>
+                    <a:blip r:embed="rId17"/>
                     <a:stretch>
                       <a:fillRect/>
                     </a:stretch>
@@ -4479,16 +4556,7 @@
           <w:sz w:val="28"/>
           <w:szCs w:val="28"/>
         </w:rPr>
-        <w:t xml:space="preserve">Save the results into a document, include your circuit image and simulation results, which will be submitted to Canvas as part of the pre-lab. Use " .meas " spice directive to measure the voltage range (Vmax and Vmin) of nodes. To view the node voltages and </w:t>
-      </w:r>
-      <w:r>
-        <w:rPr>
-          <w:rFonts w:ascii="Times New Roman" w:hAnsi="Times New Roman" w:cs="Times New Roman"/>
-          <w:sz w:val="28"/>
-          <w:szCs w:val="28"/>
-        </w:rPr>
-        <w:lastRenderedPageBreak/>
-        <w:t xml:space="preserve">currents, open the Spice Error Log under the View tab. Depending on your LTspice version, you may have to scroll all the way down to view the values (use the side scrolling bar). </w:t>
+        <w:t xml:space="preserve">Save the results into a document, include your circuit image and simulation results, which will be submitted to Canvas as part of the pre-lab. Use " .meas " spice directive to measure the voltage range (Vmax and Vmin) of nodes. To view the node voltages and currents, open the Spice Error Log under the View tab. Depending on your LTspice version, you may have to scroll all the way down to view the values (use the side scrolling bar). </w:t>
       </w:r>
     </w:p>
     <w:p>
@@ -4567,6 +4635,7 @@
           <w:sz w:val="28"/>
           <w:szCs w:val="28"/>
         </w:rPr>
+        <w:lastRenderedPageBreak/>
         <w:drawing>
           <wp:inline distT="0" distB="0" distL="0" distR="0" wp14:anchorId="0A89F9DB" wp14:editId="6A42F024">
             <wp:extent cx="6157494" cy="5448772"/>
@@ -4583,7 +4652,7 @@
                     <pic:cNvPicPr/>
                   </pic:nvPicPr>
                   <pic:blipFill>
-                    <a:blip r:embed="rId17"/>
+                    <a:blip r:embed="rId18"/>
                     <a:stretch>
                       <a:fillRect/>
                     </a:stretch>
@@ -4608,11 +4677,6 @@
       <w:pPr>
         <w:pStyle w:val="Caption"/>
         <w:jc w:val="center"/>
-        <w:rPr>
-          <w:rFonts w:ascii="Times New Roman" w:hAnsi="Times New Roman" w:cs="Times New Roman"/>
-          <w:sz w:val="28"/>
-          <w:szCs w:val="28"/>
-        </w:rPr>
       </w:pPr>
       <w:r>
         <w:t>Figure 3.</w:t>
@@ -4640,6 +4704,586 @@
       </w:r>
       <w:r>
         <w:t>Example of using the max measure directive.</w:t>
+      </w:r>
+    </w:p>
+    <w:p>
+      <w:pPr>
+        <w:keepNext/>
+      </w:pPr>
+      <w:r>
+        <w:lastRenderedPageBreak/>
+        <w:drawing>
+          <wp:inline distT="0" distB="0" distL="0" distR="0" wp14:anchorId="3000E5BB" wp14:editId="7FBB0AD2">
+            <wp:extent cx="6949440" cy="3719830"/>
+            <wp:effectExtent l="0" t="0" r="3810" b="0"/>
+            <wp:docPr id="372736186" name="Picture 1"/>
+            <wp:cNvGraphicFramePr>
+              <a:graphicFrameLocks xmlns:a="http://schemas.openxmlformats.org/drawingml/2006/main" noChangeAspect="1"/>
+            </wp:cNvGraphicFramePr>
+            <a:graphic xmlns:a="http://schemas.openxmlformats.org/drawingml/2006/main">
+              <a:graphicData uri="http://schemas.openxmlformats.org/drawingml/2006/picture">
+                <pic:pic xmlns:pic="http://schemas.openxmlformats.org/drawingml/2006/picture">
+                  <pic:nvPicPr>
+                    <pic:cNvPr id="372736186" name=""/>
+                    <pic:cNvPicPr/>
+                  </pic:nvPicPr>
+                  <pic:blipFill>
+                    <a:blip r:embed="rId19"/>
+                    <a:stretch>
+                      <a:fillRect/>
+                    </a:stretch>
+                  </pic:blipFill>
+                  <pic:spPr>
+                    <a:xfrm>
+                      <a:off x="0" y="0"/>
+                      <a:ext cx="6949440" cy="3719830"/>
+                    </a:xfrm>
+                    <a:prstGeom prst="rect">
+                      <a:avLst/>
+                    </a:prstGeom>
+                  </pic:spPr>
+                </pic:pic>
+              </a:graphicData>
+            </a:graphic>
+          </wp:inline>
+        </w:drawing>
+      </w:r>
+    </w:p>
+    <w:p>
+      <w:pPr>
+        <w:pStyle w:val="Caption"/>
+        <w:jc w:val="center"/>
+      </w:pPr>
+      <w:r>
+        <w:t xml:space="preserve">Screenshot </w:t>
+      </w:r>
+      <w:r>
+        <w:fldChar w:fldCharType="begin"/>
+      </w:r>
+      <w:r>
+        <w:instrText xml:space="preserve"> SEQ Screenshot \* ARABIC </w:instrText>
+      </w:r>
+      <w:r>
+        <w:fldChar w:fldCharType="separate"/>
+      </w:r>
+      <w:r>
+        <w:rPr>
+          <w:noProof/>
+        </w:rPr>
+        <w:t>2</w:t>
+      </w:r>
+      <w:r>
+        <w:fldChar w:fldCharType="end"/>
+      </w:r>
+      <w:r>
+        <w:t>: Exercise 3.4 - Image of Circuit and Tabled Voltages and Simulation Results</w:t>
+      </w:r>
+      <w:r>
+        <w:t xml:space="preserve">. </w:t>
+      </w:r>
+      <w:r>
+        <w:rPr>
+          <w:noProof/>
+        </w:rPr>
+        <w:t>Resistor ladder with the values replaced by the LTspice Monte Carlo function.</w:t>
+      </w:r>
+    </w:p>
+    <w:tbl>
+      <w:tblPr>
+        <w:tblStyle w:val="TableGrid"/>
+        <w:tblW w:w="0" w:type="auto"/>
+        <w:jc w:val="center"/>
+        <w:tblLook w:val="04A0" w:firstRow="1" w:lastRow="0" w:firstColumn="1" w:lastColumn="0" w:noHBand="0" w:noVBand="1"/>
+      </w:tblPr>
+      <w:tblGrid>
+        <w:gridCol w:w="2499"/>
+        <w:gridCol w:w="2553"/>
+        <w:gridCol w:w="2561"/>
+      </w:tblGrid>
+      <w:tr>
+        <w:trPr>
+          <w:jc w:val="center"/>
+        </w:trPr>
+        <w:tc>
+          <w:tcPr>
+            <w:tcW w:w="2499" w:type="dxa"/>
+          </w:tcPr>
+          <w:p>
+            <w:pPr>
+              <w:pStyle w:val="ListParagraph"/>
+              <w:spacing w:before="120" w:line="240" w:lineRule="auto"/>
+              <w:ind w:left="0"/>
+              <w:jc w:val="center"/>
+              <w:rPr>
+                <w:rFonts w:ascii="Times New Roman" w:hAnsi="Times New Roman" w:cs="Times New Roman"/>
+                <w:b/>
+                <w:bCs/>
+                <w:sz w:val="28"/>
+                <w:szCs w:val="28"/>
+              </w:rPr>
+            </w:pPr>
+            <w:r>
+              <w:rPr>
+                <w:rFonts w:ascii="Times New Roman" w:hAnsi="Times New Roman" w:cs="Times New Roman"/>
+                <w:b/>
+                <w:bCs/>
+                <w:sz w:val="28"/>
+                <w:szCs w:val="28"/>
+              </w:rPr>
+              <w:t>Node</w:t>
+            </w:r>
+          </w:p>
+        </w:tc>
+        <w:tc>
+          <w:tcPr>
+            <w:tcW w:w="2553" w:type="dxa"/>
+          </w:tcPr>
+          <w:p>
+            <w:pPr>
+              <w:pStyle w:val="ListParagraph"/>
+              <w:spacing w:before="120" w:line="240" w:lineRule="auto"/>
+              <w:ind w:left="0"/>
+              <w:jc w:val="center"/>
+              <w:rPr>
+                <w:rFonts w:ascii="Times New Roman" w:hAnsi="Times New Roman" w:cs="Times New Roman"/>
+                <w:b/>
+                <w:bCs/>
+                <w:sz w:val="28"/>
+                <w:szCs w:val="28"/>
+              </w:rPr>
+            </w:pPr>
+            <w:r>
+              <w:rPr>
+                <w:rFonts w:ascii="Times New Roman" w:hAnsi="Times New Roman" w:cs="Times New Roman"/>
+                <w:b/>
+                <w:bCs/>
+                <w:sz w:val="28"/>
+                <w:szCs w:val="28"/>
+              </w:rPr>
+              <w:t>Max</w:t>
+            </w:r>
+            <w:r>
+              <w:rPr>
+                <w:rFonts w:ascii="Times New Roman" w:hAnsi="Times New Roman" w:cs="Times New Roman"/>
+                <w:b/>
+                <w:bCs/>
+                <w:sz w:val="28"/>
+                <w:szCs w:val="28"/>
+              </w:rPr>
+              <w:t xml:space="preserve"> (V)</w:t>
+            </w:r>
+          </w:p>
+        </w:tc>
+        <w:tc>
+          <w:tcPr>
+            <w:tcW w:w="2561" w:type="dxa"/>
+          </w:tcPr>
+          <w:p>
+            <w:pPr>
+              <w:pStyle w:val="ListParagraph"/>
+              <w:spacing w:before="120" w:line="240" w:lineRule="auto"/>
+              <w:ind w:left="0"/>
+              <w:jc w:val="center"/>
+              <w:rPr>
+                <w:rFonts w:ascii="Times New Roman" w:hAnsi="Times New Roman" w:cs="Times New Roman"/>
+                <w:b/>
+                <w:bCs/>
+                <w:sz w:val="28"/>
+                <w:szCs w:val="28"/>
+              </w:rPr>
+            </w:pPr>
+            <w:r>
+              <w:rPr>
+                <w:rFonts w:ascii="Times New Roman" w:hAnsi="Times New Roman" w:cs="Times New Roman"/>
+                <w:b/>
+                <w:bCs/>
+                <w:sz w:val="28"/>
+                <w:szCs w:val="28"/>
+              </w:rPr>
+              <w:t>Min</w:t>
+            </w:r>
+            <w:r>
+              <w:rPr>
+                <w:rFonts w:ascii="Times New Roman" w:hAnsi="Times New Roman" w:cs="Times New Roman"/>
+                <w:b/>
+                <w:bCs/>
+                <w:sz w:val="28"/>
+                <w:szCs w:val="28"/>
+              </w:rPr>
+              <w:t xml:space="preserve"> (V)</w:t>
+            </w:r>
+          </w:p>
+        </w:tc>
+      </w:tr>
+      <w:tr>
+        <w:trPr>
+          <w:jc w:val="center"/>
+        </w:trPr>
+        <w:tc>
+          <w:tcPr>
+            <w:tcW w:w="2499" w:type="dxa"/>
+          </w:tcPr>
+          <w:p>
+            <w:pPr>
+              <w:pStyle w:val="ListParagraph"/>
+              <w:spacing w:before="120" w:line="240" w:lineRule="auto"/>
+              <w:ind w:left="0"/>
+              <w:rPr>
+                <w:rFonts w:ascii="Times New Roman" w:hAnsi="Times New Roman" w:cs="Times New Roman"/>
+                <w:sz w:val="28"/>
+                <w:szCs w:val="28"/>
+              </w:rPr>
+            </w:pPr>
+            <w:r>
+              <w:rPr>
+                <w:rFonts w:ascii="Times New Roman" w:hAnsi="Times New Roman" w:cs="Times New Roman"/>
+                <w:sz w:val="28"/>
+                <w:szCs w:val="28"/>
+              </w:rPr>
+              <w:t>A</w:t>
+            </w:r>
+          </w:p>
+        </w:tc>
+        <w:tc>
+          <w:tcPr>
+            <w:tcW w:w="2553" w:type="dxa"/>
+          </w:tcPr>
+          <w:p>
+            <w:pPr>
+              <w:spacing w:before="120"/>
+              <w:jc w:val="center"/>
+              <w:rPr>
+                <w:rFonts w:ascii="Times New Roman" w:hAnsi="Times New Roman" w:cs="Times New Roman"/>
+                <w:sz w:val="28"/>
+                <w:szCs w:val="28"/>
+              </w:rPr>
+            </w:pPr>
+            <w:r>
+              <w:rPr>
+                <w:rFonts w:ascii="Times New Roman" w:hAnsi="Times New Roman" w:cs="Times New Roman"/>
+                <w:b/>
+                <w:bCs/>
+                <w:sz w:val="28"/>
+                <w:szCs w:val="28"/>
+              </w:rPr>
+              <w:t>4.44762611389</w:t>
+            </w:r>
+          </w:p>
+        </w:tc>
+        <w:tc>
+          <w:tcPr>
+            <w:tcW w:w="2561" w:type="dxa"/>
+          </w:tcPr>
+          <w:p>
+            <w:pPr>
+              <w:spacing w:before="120"/>
+              <w:jc w:val="center"/>
+              <w:rPr>
+                <w:rFonts w:ascii="Times New Roman" w:hAnsi="Times New Roman" w:cs="Times New Roman"/>
+                <w:sz w:val="28"/>
+                <w:szCs w:val="28"/>
+              </w:rPr>
+            </w:pPr>
+            <w:r>
+              <w:rPr>
+                <w:rFonts w:ascii="Times New Roman" w:hAnsi="Times New Roman" w:cs="Times New Roman"/>
+                <w:b/>
+                <w:bCs/>
+                <w:sz w:val="28"/>
+                <w:szCs w:val="28"/>
+              </w:rPr>
+              <w:t>4.36215305328</w:t>
+            </w:r>
+          </w:p>
+        </w:tc>
+      </w:tr>
+      <w:tr>
+        <w:trPr>
+          <w:jc w:val="center"/>
+        </w:trPr>
+        <w:tc>
+          <w:tcPr>
+            <w:tcW w:w="2499" w:type="dxa"/>
+          </w:tcPr>
+          <w:p>
+            <w:pPr>
+              <w:pStyle w:val="ListParagraph"/>
+              <w:spacing w:before="120" w:line="240" w:lineRule="auto"/>
+              <w:ind w:left="0"/>
+              <w:rPr>
+                <w:rFonts w:ascii="Times New Roman" w:hAnsi="Times New Roman" w:cs="Times New Roman"/>
+                <w:sz w:val="28"/>
+                <w:szCs w:val="28"/>
+              </w:rPr>
+            </w:pPr>
+            <w:r>
+              <w:rPr>
+                <w:rFonts w:ascii="Times New Roman" w:hAnsi="Times New Roman" w:cs="Times New Roman"/>
+                <w:sz w:val="28"/>
+                <w:szCs w:val="28"/>
+              </w:rPr>
+              <w:t>B</w:t>
+            </w:r>
+          </w:p>
+        </w:tc>
+        <w:tc>
+          <w:tcPr>
+            <w:tcW w:w="2553" w:type="dxa"/>
+          </w:tcPr>
+          <w:p>
+            <w:pPr>
+              <w:pStyle w:val="ListParagraph"/>
+              <w:spacing w:before="120" w:line="240" w:lineRule="auto"/>
+              <w:ind w:left="0"/>
+              <w:jc w:val="center"/>
+              <w:rPr>
+                <w:rFonts w:ascii="Times New Roman" w:hAnsi="Times New Roman" w:cs="Times New Roman"/>
+                <w:sz w:val="28"/>
+                <w:szCs w:val="28"/>
+              </w:rPr>
+            </w:pPr>
+            <w:r>
+              <w:rPr>
+                <w:rFonts w:ascii="Times New Roman" w:hAnsi="Times New Roman" w:cs="Times New Roman"/>
+                <w:b/>
+                <w:bCs/>
+                <w:sz w:val="28"/>
+                <w:szCs w:val="28"/>
+              </w:rPr>
+              <w:t>3.22821354866</w:t>
+            </w:r>
+          </w:p>
+        </w:tc>
+        <w:tc>
+          <w:tcPr>
+            <w:tcW w:w="2561" w:type="dxa"/>
+          </w:tcPr>
+          <w:p>
+            <w:pPr>
+              <w:pStyle w:val="ListParagraph"/>
+              <w:spacing w:before="120" w:line="240" w:lineRule="auto"/>
+              <w:ind w:left="0"/>
+              <w:jc w:val="center"/>
+              <w:rPr>
+                <w:rFonts w:ascii="Times New Roman" w:hAnsi="Times New Roman" w:cs="Times New Roman"/>
+                <w:sz w:val="28"/>
+                <w:szCs w:val="28"/>
+              </w:rPr>
+            </w:pPr>
+            <w:r>
+              <w:rPr>
+                <w:rFonts w:ascii="Times New Roman" w:hAnsi="Times New Roman" w:cs="Times New Roman"/>
+                <w:b/>
+                <w:bCs/>
+                <w:sz w:val="28"/>
+                <w:szCs w:val="28"/>
+              </w:rPr>
+              <w:t>3.03787326813</w:t>
+            </w:r>
+          </w:p>
+        </w:tc>
+      </w:tr>
+      <w:tr>
+        <w:trPr>
+          <w:jc w:val="center"/>
+        </w:trPr>
+        <w:tc>
+          <w:tcPr>
+            <w:tcW w:w="2499" w:type="dxa"/>
+          </w:tcPr>
+          <w:p>
+            <w:pPr>
+              <w:pStyle w:val="ListParagraph"/>
+              <w:spacing w:before="120" w:line="240" w:lineRule="auto"/>
+              <w:ind w:left="0"/>
+              <w:rPr>
+                <w:rFonts w:ascii="Times New Roman" w:hAnsi="Times New Roman" w:cs="Times New Roman"/>
+                <w:sz w:val="28"/>
+                <w:szCs w:val="28"/>
+              </w:rPr>
+            </w:pPr>
+            <w:r>
+              <w:rPr>
+                <w:rFonts w:ascii="Times New Roman" w:hAnsi="Times New Roman" w:cs="Times New Roman"/>
+                <w:sz w:val="28"/>
+                <w:szCs w:val="28"/>
+              </w:rPr>
+              <w:t>C</w:t>
+            </w:r>
+          </w:p>
+        </w:tc>
+        <w:tc>
+          <w:tcPr>
+            <w:tcW w:w="2553" w:type="dxa"/>
+          </w:tcPr>
+          <w:p>
+            <w:pPr>
+              <w:pStyle w:val="ListParagraph"/>
+              <w:spacing w:before="120" w:line="240" w:lineRule="auto"/>
+              <w:ind w:left="0"/>
+              <w:jc w:val="center"/>
+              <w:rPr>
+                <w:rFonts w:ascii="Times New Roman" w:hAnsi="Times New Roman" w:cs="Times New Roman"/>
+                <w:sz w:val="28"/>
+                <w:szCs w:val="28"/>
+              </w:rPr>
+            </w:pPr>
+            <w:r>
+              <w:rPr>
+                <w:rFonts w:ascii="Times New Roman" w:hAnsi="Times New Roman" w:cs="Times New Roman"/>
+                <w:b/>
+                <w:bCs/>
+                <w:sz w:val="28"/>
+                <w:szCs w:val="28"/>
+              </w:rPr>
+              <w:t>1.95770704746</w:t>
+            </w:r>
+          </w:p>
+        </w:tc>
+        <w:tc>
+          <w:tcPr>
+            <w:tcW w:w="2561" w:type="dxa"/>
+          </w:tcPr>
+          <w:p>
+            <w:pPr>
+              <w:pStyle w:val="ListParagraph"/>
+              <w:spacing w:before="120" w:line="240" w:lineRule="auto"/>
+              <w:ind w:left="0"/>
+              <w:jc w:val="center"/>
+              <w:rPr>
+                <w:rFonts w:ascii="Times New Roman" w:hAnsi="Times New Roman" w:cs="Times New Roman"/>
+                <w:sz w:val="28"/>
+                <w:szCs w:val="28"/>
+              </w:rPr>
+            </w:pPr>
+            <w:r>
+              <w:rPr>
+                <w:rFonts w:ascii="Times New Roman" w:hAnsi="Times New Roman" w:cs="Times New Roman"/>
+                <w:b/>
+                <w:bCs/>
+                <w:sz w:val="28"/>
+                <w:szCs w:val="28"/>
+              </w:rPr>
+              <w:t>1.77942121029</w:t>
+            </w:r>
+          </w:p>
+        </w:tc>
+      </w:tr>
+      <w:tr>
+        <w:trPr>
+          <w:jc w:val="center"/>
+        </w:trPr>
+        <w:tc>
+          <w:tcPr>
+            <w:tcW w:w="2499" w:type="dxa"/>
+          </w:tcPr>
+          <w:p>
+            <w:pPr>
+              <w:pStyle w:val="ListParagraph"/>
+              <w:spacing w:before="120" w:line="240" w:lineRule="auto"/>
+              <w:ind w:left="0"/>
+              <w:rPr>
+                <w:rFonts w:ascii="Times New Roman" w:hAnsi="Times New Roman" w:cs="Times New Roman"/>
+                <w:sz w:val="28"/>
+                <w:szCs w:val="28"/>
+              </w:rPr>
+            </w:pPr>
+            <w:r>
+              <w:rPr>
+                <w:rFonts w:ascii="Times New Roman" w:hAnsi="Times New Roman" w:cs="Times New Roman"/>
+                <w:sz w:val="28"/>
+                <w:szCs w:val="28"/>
+              </w:rPr>
+              <w:t>D</w:t>
+            </w:r>
+          </w:p>
+        </w:tc>
+        <w:tc>
+          <w:tcPr>
+            <w:tcW w:w="2553" w:type="dxa"/>
+          </w:tcPr>
+          <w:p>
+            <w:pPr>
+              <w:pStyle w:val="ListParagraph"/>
+              <w:spacing w:before="120" w:line="240" w:lineRule="auto"/>
+              <w:ind w:left="0"/>
+              <w:jc w:val="center"/>
+              <w:rPr>
+                <w:rFonts w:ascii="Times New Roman" w:hAnsi="Times New Roman" w:cs="Times New Roman"/>
+                <w:sz w:val="28"/>
+                <w:szCs w:val="28"/>
+              </w:rPr>
+            </w:pPr>
+            <w:r>
+              <w:rPr>
+                <w:rFonts w:ascii="Times New Roman" w:hAnsi="Times New Roman" w:cs="Times New Roman"/>
+                <w:b/>
+                <w:bCs/>
+                <w:sz w:val="28"/>
+                <w:szCs w:val="28"/>
+              </w:rPr>
+              <w:t>0.637887060642</w:t>
+            </w:r>
+          </w:p>
+        </w:tc>
+        <w:tc>
+          <w:tcPr>
+            <w:tcW w:w="2561" w:type="dxa"/>
+          </w:tcPr>
+          <w:p>
+            <w:pPr>
+              <w:pStyle w:val="ListParagraph"/>
+              <w:spacing w:before="120" w:line="240" w:lineRule="auto"/>
+              <w:ind w:left="0"/>
+              <w:jc w:val="center"/>
+              <w:rPr>
+                <w:rFonts w:ascii="Times New Roman" w:hAnsi="Times New Roman" w:cs="Times New Roman"/>
+                <w:sz w:val="28"/>
+                <w:szCs w:val="28"/>
+              </w:rPr>
+            </w:pPr>
+            <w:r>
+              <w:rPr>
+                <w:rFonts w:ascii="Times New Roman" w:hAnsi="Times New Roman" w:cs="Times New Roman"/>
+                <w:b/>
+                <w:bCs/>
+                <w:sz w:val="28"/>
+                <w:szCs w:val="28"/>
+              </w:rPr>
+              <w:t>0.553106427193</w:t>
+            </w:r>
+          </w:p>
+        </w:tc>
+      </w:tr>
+    </w:tbl>
+    <w:p>
+      <w:pPr>
+        <w:pStyle w:val="Caption"/>
+        <w:jc w:val="center"/>
+      </w:pPr>
+      <w:r>
+        <w:t xml:space="preserve">Table </w:t>
+      </w:r>
+      <w:r>
+        <w:fldChar w:fldCharType="begin"/>
+      </w:r>
+      <w:r>
+        <w:instrText xml:space="preserve"> SEQ Table \* ARABIC </w:instrText>
+      </w:r>
+      <w:r>
+        <w:fldChar w:fldCharType="separate"/>
+      </w:r>
+      <w:r>
+        <w:rPr>
+          <w:noProof/>
+        </w:rPr>
+        <w:t>6</w:t>
+      </w:r>
+      <w:r>
+        <w:fldChar w:fldCharType="end"/>
+      </w:r>
+      <w:r>
+        <w:t>: Exercise 3.4 - Max/Min output Voltages</w:t>
       </w:r>
     </w:p>
     <w:p>
@@ -4686,7 +5330,6 @@
           <w:sz w:val="28"/>
           <w:szCs w:val="28"/>
         </w:rPr>
-        <w:lastRenderedPageBreak/>
         <w:t xml:space="preserve">The following must be completed and submitted to Canvas before the start of lab. </w:t>
       </w:r>
     </w:p>
@@ -4717,7 +5360,7 @@
       <w:pPr>
         <w:pStyle w:val="ListParagraph"/>
         <w:numPr>
-          <w:ilvl w:val="0"/>
+          <w:ilvl w:val="1"/>
           <w:numId w:val="11"/>
         </w:numPr>
         <w:spacing w:before="120" w:line="240" w:lineRule="auto"/>
@@ -4733,7 +5376,99 @@
           <w:sz w:val="28"/>
           <w:szCs w:val="28"/>
         </w:rPr>
-        <w:t>Section 3.4.2 - Image of circuit and simulation results.</w:t>
+        <w:t>Table 1</w:t>
+      </w:r>
+    </w:p>
+    <w:p>
+      <w:pPr>
+        <w:pStyle w:val="ListParagraph"/>
+        <w:numPr>
+          <w:ilvl w:val="1"/>
+          <w:numId w:val="11"/>
+        </w:numPr>
+        <w:spacing w:before="120" w:line="240" w:lineRule="auto"/>
+        <w:rPr>
+          <w:rFonts w:ascii="Times New Roman" w:hAnsi="Times New Roman" w:cs="Times New Roman"/>
+          <w:sz w:val="28"/>
+          <w:szCs w:val="28"/>
+        </w:rPr>
+      </w:pPr>
+      <w:r>
+        <w:rPr>
+          <w:rFonts w:ascii="Times New Roman" w:hAnsi="Times New Roman" w:cs="Times New Roman"/>
+          <w:sz w:val="28"/>
+          <w:szCs w:val="28"/>
+        </w:rPr>
+        <w:t>Table 2</w:t>
+      </w:r>
+    </w:p>
+    <w:p>
+      <w:pPr>
+        <w:pStyle w:val="ListParagraph"/>
+        <w:numPr>
+          <w:ilvl w:val="1"/>
+          <w:numId w:val="11"/>
+        </w:numPr>
+        <w:spacing w:before="120" w:line="240" w:lineRule="auto"/>
+        <w:rPr>
+          <w:rFonts w:ascii="Times New Roman" w:hAnsi="Times New Roman" w:cs="Times New Roman"/>
+          <w:sz w:val="28"/>
+          <w:szCs w:val="28"/>
+        </w:rPr>
+      </w:pPr>
+      <w:r>
+        <w:rPr>
+          <w:rFonts w:ascii="Times New Roman" w:hAnsi="Times New Roman" w:cs="Times New Roman"/>
+          <w:sz w:val="28"/>
+          <w:szCs w:val="28"/>
+        </w:rPr>
+        <w:t>Table 3</w:t>
+      </w:r>
+    </w:p>
+    <w:p>
+      <w:pPr>
+        <w:pStyle w:val="ListParagraph"/>
+        <w:numPr>
+          <w:ilvl w:val="1"/>
+          <w:numId w:val="11"/>
+        </w:numPr>
+        <w:spacing w:before="120" w:line="240" w:lineRule="auto"/>
+        <w:rPr>
+          <w:rFonts w:ascii="Times New Roman" w:hAnsi="Times New Roman" w:cs="Times New Roman"/>
+          <w:sz w:val="28"/>
+          <w:szCs w:val="28"/>
+        </w:rPr>
+      </w:pPr>
+      <w:r>
+        <w:rPr>
+          <w:rFonts w:ascii="Times New Roman" w:hAnsi="Times New Roman" w:cs="Times New Roman"/>
+          <w:sz w:val="28"/>
+          <w:szCs w:val="28"/>
+        </w:rPr>
+        <w:t>Table 4</w:t>
+      </w:r>
+    </w:p>
+    <w:p>
+      <w:pPr>
+        <w:pStyle w:val="ListParagraph"/>
+        <w:numPr>
+          <w:ilvl w:val="1"/>
+          <w:numId w:val="11"/>
+        </w:numPr>
+        <w:spacing w:before="120" w:line="240" w:lineRule="auto"/>
+        <w:rPr>
+          <w:rFonts w:ascii="Times New Roman" w:hAnsi="Times New Roman" w:cs="Times New Roman"/>
+          <w:sz w:val="28"/>
+          <w:szCs w:val="28"/>
+        </w:rPr>
+      </w:pPr>
+      <w:r>
+        <w:rPr>
+          <w:rFonts w:ascii="Times New Roman" w:hAnsi="Times New Roman" w:cs="Times New Roman"/>
+          <w:sz w:val="28"/>
+          <w:szCs w:val="28"/>
+        </w:rPr>
+        <w:t>Table 5</w:t>
       </w:r>
     </w:p>
     <w:p>
@@ -4756,7 +5491,100 @@
           <w:sz w:val="28"/>
           <w:szCs w:val="28"/>
         </w:rPr>
+        <w:t>Section 3.4.2 - Image of circuit and simulation results.</w:t>
+      </w:r>
+    </w:p>
+    <w:p>
+      <w:pPr>
+        <w:pStyle w:val="ListParagraph"/>
+        <w:numPr>
+          <w:ilvl w:val="1"/>
+          <w:numId w:val="11"/>
+        </w:numPr>
+        <w:spacing w:before="120" w:line="240" w:lineRule="auto"/>
+        <w:rPr>
+          <w:rFonts w:ascii="Times New Roman" w:hAnsi="Times New Roman" w:cs="Times New Roman"/>
+          <w:sz w:val="28"/>
+          <w:szCs w:val="28"/>
+        </w:rPr>
+      </w:pPr>
+      <w:r>
+        <w:rPr>
+          <w:rFonts w:ascii="Times New Roman" w:hAnsi="Times New Roman" w:cs="Times New Roman"/>
+          <w:sz w:val="28"/>
+          <w:szCs w:val="28"/>
+        </w:rPr>
+        <w:t>Screenshot 1</w:t>
+      </w:r>
+    </w:p>
+    <w:p>
+      <w:pPr>
+        <w:pStyle w:val="ListParagraph"/>
+        <w:numPr>
+          <w:ilvl w:val="0"/>
+          <w:numId w:val="11"/>
+        </w:numPr>
+        <w:spacing w:before="120" w:line="240" w:lineRule="auto"/>
+        <w:rPr>
+          <w:rFonts w:ascii="Times New Roman" w:hAnsi="Times New Roman" w:cs="Times New Roman"/>
+          <w:sz w:val="28"/>
+          <w:szCs w:val="28"/>
+        </w:rPr>
+      </w:pPr>
+      <w:r>
+        <w:rPr>
+          <w:rFonts w:ascii="Times New Roman" w:hAnsi="Times New Roman" w:cs="Times New Roman"/>
+          <w:sz w:val="28"/>
+          <w:szCs w:val="28"/>
+        </w:rPr>
         <w:t xml:space="preserve">Section 3.4.3 - Image of circuit and tabled voltages and simulation results. </w:t>
+      </w:r>
+    </w:p>
+    <w:p>
+      <w:pPr>
+        <w:pStyle w:val="ListParagraph"/>
+        <w:numPr>
+          <w:ilvl w:val="1"/>
+          <w:numId w:val="11"/>
+        </w:numPr>
+        <w:spacing w:before="120" w:line="240" w:lineRule="auto"/>
+        <w:rPr>
+          <w:rFonts w:ascii="Times New Roman" w:hAnsi="Times New Roman" w:cs="Times New Roman"/>
+          <w:sz w:val="28"/>
+          <w:szCs w:val="28"/>
+        </w:rPr>
+      </w:pPr>
+      <w:r>
+        <w:rPr>
+          <w:rFonts w:ascii="Times New Roman" w:hAnsi="Times New Roman" w:cs="Times New Roman"/>
+          <w:sz w:val="28"/>
+          <w:szCs w:val="28"/>
+        </w:rPr>
+        <w:t>Screenshot 2</w:t>
+      </w:r>
+    </w:p>
+    <w:p>
+      <w:pPr>
+        <w:pStyle w:val="ListParagraph"/>
+        <w:numPr>
+          <w:ilvl w:val="1"/>
+          <w:numId w:val="11"/>
+        </w:numPr>
+        <w:spacing w:before="120" w:line="240" w:lineRule="auto"/>
+        <w:rPr>
+          <w:rFonts w:ascii="Times New Roman" w:hAnsi="Times New Roman" w:cs="Times New Roman"/>
+          <w:sz w:val="28"/>
+          <w:szCs w:val="28"/>
+        </w:rPr>
+      </w:pPr>
+      <w:r>
+        <w:rPr>
+          <w:rFonts w:ascii="Times New Roman" w:hAnsi="Times New Roman" w:cs="Times New Roman"/>
+          <w:sz w:val="28"/>
+          <w:szCs w:val="28"/>
+        </w:rPr>
+        <w:lastRenderedPageBreak/>
+        <w:t>Table 6</w:t>
       </w:r>
     </w:p>
     <w:p>
@@ -4880,7 +5708,7 @@
                     <pic:cNvPicPr/>
                   </pic:nvPicPr>
                   <pic:blipFill>
-                    <a:blip r:embed="rId18"/>
+                    <a:blip r:embed="rId20"/>
                     <a:stretch>
                       <a:fillRect/>
                     </a:stretch>
@@ -5174,10 +6002,9 @@
           <w:sz w:val="28"/>
           <w:szCs w:val="28"/>
         </w:rPr>
-        <w:lastRenderedPageBreak/>
         <w:t xml:space="preserve">While tighter resistor tolerances are desirable for improved accuracy, they often come at a higher cost. Using </w:t>
       </w:r>
-      <w:hyperlink r:id="rId19" w:history="1">
+      <w:hyperlink r:id="rId21" w:history="1">
         <w:r>
           <w:rPr>
             <w:rStyle w:val="Hyperlink"/>
@@ -5194,9 +6021,18 @@
           <w:sz w:val="28"/>
           <w:szCs w:val="28"/>
         </w:rPr>
-        <w:t xml:space="preserve">, determine the lowest total cost of constructing the 8-bit R-2R ladder shown in Figure 3.6, considering only the cost of resistors (500 Ω and 1 kΩ). Use the price listed for a quantity of 1 for each resistor. Search for Through Hole Resistors, in-stock, 0.25 Watt for the tolerances listed below: (If the item is out of stock, you may use another website such as </w:t>
-      </w:r>
-      <w:hyperlink r:id="rId20" w:history="1">
+        <w:t xml:space="preserve">, determine the lowest total cost of constructing the 8-bit R-2R ladder shown in Figure 3.6, considering only the cost of resistors (500 Ω and 1 kΩ). Use the price listed for a quantity of 1 for each resistor. Search for Through Hole Resistors, in-stock, </w:t>
+      </w:r>
+      <w:r>
+        <w:rPr>
+          <w:rFonts w:ascii="Times New Roman" w:hAnsi="Times New Roman" w:cs="Times New Roman"/>
+          <w:sz w:val="28"/>
+          <w:szCs w:val="28"/>
+        </w:rPr>
+        <w:lastRenderedPageBreak/>
+        <w:t xml:space="preserve">0.25 Watt for the tolerances listed below: (If the item is out of stock, you may use another website such as </w:t>
+      </w:r>
+      <w:hyperlink r:id="rId22" w:history="1">
         <w:r>
           <w:rPr>
             <w:rStyle w:val="Hyperlink"/>
@@ -5401,660 +6237,47 @@
         <w:t>Table of cost ranges from Subsection 3.5.3.</w:t>
       </w:r>
     </w:p>
-    <w:tbl>
-      <w:tblPr>
-        <w:tblStyle w:val="TableGrid"/>
-        <w:tblW w:w="7285" w:type="dxa"/>
-        <w:jc w:val="center"/>
-        <w:tblLook w:val="04A0" w:firstRow="1" w:lastRow="0" w:firstColumn="1" w:lastColumn="0" w:noHBand="0" w:noVBand="1"/>
-      </w:tblPr>
-      <w:tblGrid>
-        <w:gridCol w:w="2965"/>
-        <w:gridCol w:w="2970"/>
-        <w:gridCol w:w="1350"/>
-      </w:tblGrid>
-      <w:tr>
-        <w:trPr>
-          <w:tblHeader/>
-          <w:jc w:val="center"/>
-        </w:trPr>
-        <w:tc>
-          <w:tcPr>
-            <w:tcW w:w="2965" w:type="dxa"/>
-          </w:tcPr>
-          <w:p>
-            <w:pPr>
-              <w:pStyle w:val="Heading1"/>
-              <w:rPr>
-                <w:rFonts w:ascii="Times New Roman" w:hAnsi="Times New Roman" w:cs="Times New Roman"/>
-                <w:b/>
-                <w:color w:val="000000" w:themeColor="text1"/>
-                <w:sz w:val="28"/>
-                <w:szCs w:val="28"/>
-              </w:rPr>
-            </w:pPr>
-            <w:r>
-              <w:rPr>
-                <w:rFonts w:ascii="Times New Roman" w:hAnsi="Times New Roman" w:cs="Times New Roman"/>
-                <w:b/>
-                <w:color w:val="000000" w:themeColor="text1"/>
-                <w:sz w:val="28"/>
-                <w:szCs w:val="28"/>
-              </w:rPr>
-              <w:t>Expected Voltage (V)</w:t>
-            </w:r>
-          </w:p>
-        </w:tc>
-        <w:tc>
-          <w:tcPr>
-            <w:tcW w:w="2970" w:type="dxa"/>
-          </w:tcPr>
-          <w:p>
-            <w:pPr>
-              <w:pStyle w:val="Heading1"/>
-              <w:rPr>
-                <w:rFonts w:ascii="Times New Roman" w:hAnsi="Times New Roman" w:cs="Times New Roman"/>
-                <w:b/>
-                <w:color w:val="000000" w:themeColor="text1"/>
-                <w:sz w:val="28"/>
-                <w:szCs w:val="28"/>
-              </w:rPr>
-            </w:pPr>
-            <w:r>
-              <w:rPr>
-                <w:rFonts w:ascii="Times New Roman" w:hAnsi="Times New Roman" w:cs="Times New Roman"/>
-                <w:b/>
-                <w:color w:val="000000" w:themeColor="text1"/>
-                <w:sz w:val="28"/>
-                <w:szCs w:val="28"/>
-              </w:rPr>
-              <w:t>Measured Voltage (V)</w:t>
-            </w:r>
-          </w:p>
-        </w:tc>
-        <w:tc>
-          <w:tcPr>
-            <w:tcW w:w="1350" w:type="dxa"/>
-          </w:tcPr>
-          <w:p>
-            <w:pPr>
-              <w:pStyle w:val="Heading1"/>
-              <w:rPr>
-                <w:rFonts w:ascii="Times New Roman" w:hAnsi="Times New Roman" w:cs="Times New Roman"/>
-                <w:b/>
-                <w:color w:val="000000" w:themeColor="text1"/>
-                <w:sz w:val="28"/>
-                <w:szCs w:val="28"/>
-              </w:rPr>
-            </w:pPr>
-            <w:r>
-              <w:rPr>
-                <w:rFonts w:ascii="Times New Roman" w:hAnsi="Times New Roman" w:cs="Times New Roman"/>
-                <w:b/>
-                <w:color w:val="000000" w:themeColor="text1"/>
-                <w:sz w:val="28"/>
-                <w:szCs w:val="28"/>
-              </w:rPr>
-              <w:t>% Error</w:t>
-            </w:r>
-          </w:p>
-        </w:tc>
-      </w:tr>
-      <w:tr>
-        <w:trPr>
-          <w:jc w:val="center"/>
-        </w:trPr>
-        <w:tc>
-          <w:tcPr>
-            <w:tcW w:w="2965" w:type="dxa"/>
-          </w:tcPr>
-          <w:p>
-            <w:pPr>
-              <w:spacing w:after="160" w:line="259" w:lineRule="auto"/>
-              <w:jc w:val="center"/>
-              <w:rPr>
-                <w:rFonts w:ascii="Times New Roman" w:hAnsi="Times New Roman" w:cs="Times New Roman"/>
-                <w:sz w:val="28"/>
-                <w:szCs w:val="28"/>
-              </w:rPr>
-            </w:pPr>
-            <w:r>
-              <w:rPr>
-                <w:rFonts w:ascii="Times New Roman" w:hAnsi="Times New Roman" w:cs="Times New Roman"/>
-                <w:sz w:val="28"/>
-                <w:szCs w:val="28"/>
-              </w:rPr>
-              <w:t>5.00</w:t>
-            </w:r>
-          </w:p>
-        </w:tc>
-        <w:tc>
-          <w:tcPr>
-            <w:tcW w:w="2970" w:type="dxa"/>
-          </w:tcPr>
-          <w:p>
-            <w:pPr>
-              <w:spacing w:after="160" w:line="259" w:lineRule="auto"/>
-              <w:jc w:val="center"/>
-              <w:rPr>
-                <w:rFonts w:ascii="Times New Roman" w:hAnsi="Times New Roman" w:cs="Times New Roman"/>
-                <w:sz w:val="28"/>
-                <w:szCs w:val="28"/>
-              </w:rPr>
-            </w:pPr>
-            <w:r>
-              <w:rPr>
-                <w:rFonts w:ascii="Times New Roman" w:hAnsi="Times New Roman" w:cs="Times New Roman"/>
-                <w:sz w:val="28"/>
-                <w:szCs w:val="28"/>
-              </w:rPr>
-              <w:t>4.87</w:t>
-            </w:r>
-          </w:p>
-        </w:tc>
-        <w:tc>
-          <w:tcPr>
-            <w:tcW w:w="1350" w:type="dxa"/>
-          </w:tcPr>
-          <w:p>
-            <w:pPr>
-              <w:spacing w:after="160" w:line="259" w:lineRule="auto"/>
-              <w:jc w:val="center"/>
-              <w:rPr>
-                <w:rFonts w:ascii="Times New Roman" w:hAnsi="Times New Roman" w:cs="Times New Roman"/>
-                <w:sz w:val="28"/>
-                <w:szCs w:val="28"/>
-              </w:rPr>
-            </w:pPr>
-            <w:r>
-              <w:rPr>
-                <w:rFonts w:ascii="Times New Roman" w:hAnsi="Times New Roman" w:cs="Times New Roman"/>
-                <w:sz w:val="28"/>
-                <w:szCs w:val="28"/>
-              </w:rPr>
-              <w:t>2.6</w:t>
-            </w:r>
-          </w:p>
-        </w:tc>
-      </w:tr>
-      <w:tr>
-        <w:trPr>
-          <w:trHeight w:val="269"/>
-          <w:jc w:val="center"/>
-        </w:trPr>
-        <w:tc>
-          <w:tcPr>
-            <w:tcW w:w="2965" w:type="dxa"/>
-          </w:tcPr>
-          <w:p>
-            <w:pPr>
-              <w:spacing w:after="160" w:line="259" w:lineRule="auto"/>
-              <w:jc w:val="center"/>
-              <w:rPr>
-                <w:rFonts w:ascii="Times New Roman" w:hAnsi="Times New Roman" w:cs="Times New Roman"/>
-                <w:sz w:val="28"/>
-                <w:szCs w:val="28"/>
-              </w:rPr>
-            </w:pPr>
-            <w:r>
-              <w:rPr>
-                <w:rFonts w:ascii="Times New Roman" w:hAnsi="Times New Roman" w:cs="Times New Roman"/>
-                <w:sz w:val="28"/>
-                <w:szCs w:val="28"/>
-              </w:rPr>
-              <w:t>4.50</w:t>
-            </w:r>
-          </w:p>
-        </w:tc>
-        <w:tc>
-          <w:tcPr>
-            <w:tcW w:w="2970" w:type="dxa"/>
-          </w:tcPr>
-          <w:p>
-            <w:pPr>
-              <w:spacing w:after="160" w:line="259" w:lineRule="auto"/>
-              <w:jc w:val="center"/>
-              <w:rPr>
-                <w:rFonts w:ascii="Times New Roman" w:hAnsi="Times New Roman" w:cs="Times New Roman"/>
-                <w:sz w:val="28"/>
-                <w:szCs w:val="28"/>
-              </w:rPr>
-            </w:pPr>
-            <w:r>
-              <w:rPr>
-                <w:rFonts w:ascii="Times New Roman" w:hAnsi="Times New Roman" w:cs="Times New Roman"/>
-                <w:sz w:val="28"/>
-                <w:szCs w:val="28"/>
-              </w:rPr>
-              <w:t>4.26</w:t>
-            </w:r>
-          </w:p>
-        </w:tc>
-        <w:tc>
-          <w:tcPr>
-            <w:tcW w:w="1350" w:type="dxa"/>
-          </w:tcPr>
-          <w:p>
-            <w:pPr>
-              <w:spacing w:after="160" w:line="259" w:lineRule="auto"/>
-              <w:jc w:val="center"/>
-              <w:rPr>
-                <w:rFonts w:ascii="Times New Roman" w:hAnsi="Times New Roman" w:cs="Times New Roman"/>
-                <w:sz w:val="28"/>
-                <w:szCs w:val="28"/>
-              </w:rPr>
-            </w:pPr>
-            <w:r>
-              <w:rPr>
-                <w:rFonts w:ascii="Times New Roman" w:hAnsi="Times New Roman" w:cs="Times New Roman"/>
-                <w:sz w:val="28"/>
-                <w:szCs w:val="28"/>
-              </w:rPr>
-              <w:t>5.3</w:t>
-            </w:r>
-          </w:p>
-        </w:tc>
-      </w:tr>
-    </w:tbl>
-    <w:p>
-      <w:pPr>
-        <w:pStyle w:val="Caption"/>
-        <w:jc w:val="center"/>
-        <w:rPr>
-          <w:rFonts w:ascii="Times New Roman" w:hAnsi="Times New Roman" w:cs="Times New Roman"/>
-          <w:sz w:val="21"/>
-          <w:szCs w:val="21"/>
-        </w:rPr>
-      </w:pPr>
-      <w:r>
+    <w:p>
+      <w:pPr>
+        <w:spacing w:line="259" w:lineRule="auto"/>
         <w:rPr>
           <w:rFonts w:ascii="Times New Roman" w:hAnsi="Times New Roman" w:cs="Times New Roman"/>
           <w:b/>
           <w:bCs/>
-          <w:sz w:val="21"/>
-          <w:szCs w:val="21"/>
-          <w:highlight w:val="yellow"/>
-        </w:rPr>
-        <w:t xml:space="preserve">Table </w:t>
-      </w:r>
+          <w:sz w:val="28"/>
+          <w:szCs w:val="28"/>
+        </w:rPr>
+      </w:pPr>
       <w:r>
         <w:rPr>
           <w:rFonts w:ascii="Times New Roman" w:hAnsi="Times New Roman" w:cs="Times New Roman"/>
           <w:b/>
           <w:bCs/>
-          <w:sz w:val="21"/>
-          <w:szCs w:val="21"/>
-          <w:highlight w:val="yellow"/>
-        </w:rPr>
-        <w:fldChar w:fldCharType="begin"/>
+          <w:sz w:val="28"/>
+          <w:szCs w:val="28"/>
+        </w:rPr>
+        <w:t xml:space="preserve">Discussion Question: </w:t>
       </w:r>
       <w:r>
         <w:rPr>
           <w:rFonts w:ascii="Times New Roman" w:hAnsi="Times New Roman" w:cs="Times New Roman"/>
           <w:b/>
           <w:bCs/>
-          <w:sz w:val="21"/>
-          <w:szCs w:val="21"/>
-          <w:highlight w:val="yellow"/>
-        </w:rPr>
-        <w:instrText xml:space="preserve"> SEQ Table \* ARABIC </w:instrText>
-      </w:r>
-      <w:r>
+          <w:sz w:val="28"/>
+          <w:szCs w:val="28"/>
+        </w:rPr>
+        <w:t>Discuss the impact of resistor variations on the R-2R ladder, including their influence on node voltages and overall equivalent resistance accuracy. Additionally, evaluate the tradeoffs between using resistors with tighter tolerances and their associated costs. Are there other characteristics that should be considered when buying components? If yes, list and discuss them.</w:t>
+      </w:r>
+    </w:p>
+    <w:p>
+      <w:pPr>
+        <w:spacing w:line="259" w:lineRule="auto"/>
         <w:rPr>
           <w:rFonts w:ascii="Times New Roman" w:hAnsi="Times New Roman" w:cs="Times New Roman"/>
           <w:b/>
           <w:bCs/>
-          <w:sz w:val="21"/>
-          <w:szCs w:val="21"/>
-          <w:highlight w:val="yellow"/>
-        </w:rPr>
-        <w:fldChar w:fldCharType="separate"/>
-      </w:r>
-      <w:r>
-        <w:rPr>
-          <w:rFonts w:ascii="Times New Roman" w:hAnsi="Times New Roman" w:cs="Times New Roman"/>
-          <w:b/>
-          <w:bCs/>
-          <w:noProof/>
-          <w:sz w:val="21"/>
-          <w:szCs w:val="21"/>
-          <w:highlight w:val="yellow"/>
-        </w:rPr>
-        <w:t>2</w:t>
-      </w:r>
-      <w:r>
-        <w:rPr>
-          <w:rFonts w:ascii="Times New Roman" w:hAnsi="Times New Roman" w:cs="Times New Roman"/>
-          <w:b/>
-          <w:bCs/>
-          <w:sz w:val="21"/>
-          <w:szCs w:val="21"/>
-          <w:highlight w:val="yellow"/>
-        </w:rPr>
-        <w:fldChar w:fldCharType="end"/>
-      </w:r>
-      <w:r>
-        <w:rPr>
-          <w:rFonts w:ascii="Times New Roman" w:hAnsi="Times New Roman" w:cs="Times New Roman"/>
-          <w:sz w:val="21"/>
-          <w:szCs w:val="21"/>
-          <w:highlight w:val="yellow"/>
-        </w:rPr>
-        <w:t xml:space="preserve">: </w:t>
-      </w:r>
-      <w:r>
-        <w:rPr>
-          <w:rFonts w:ascii="Times New Roman" w:hAnsi="Times New Roman" w:cs="Times New Roman"/>
-          <w:sz w:val="21"/>
-          <w:szCs w:val="21"/>
-          <w:highlight w:val="yellow"/>
-        </w:rPr>
-        <w:t>Node voltages</w:t>
-      </w:r>
-      <w:r>
-        <w:rPr>
-          <w:rFonts w:ascii="Times New Roman" w:hAnsi="Times New Roman" w:cs="Times New Roman"/>
-          <w:sz w:val="21"/>
-          <w:szCs w:val="21"/>
-          <w:highlight w:val="yellow"/>
-        </w:rPr>
-        <w:t xml:space="preserve"> and the percentage error</w:t>
-      </w:r>
-      <w:r>
-        <w:rPr>
-          <w:rFonts w:ascii="Times New Roman" w:hAnsi="Times New Roman" w:cs="Times New Roman"/>
-          <w:sz w:val="21"/>
-          <w:szCs w:val="21"/>
-          <w:highlight w:val="yellow"/>
-        </w:rPr>
-        <w:t xml:space="preserve"> of the circuit. (</w:t>
-      </w:r>
-      <w:r>
-        <w:rPr>
-          <w:rFonts w:ascii="Times New Roman" w:hAnsi="Times New Roman" w:cs="Times New Roman"/>
-          <w:sz w:val="21"/>
-          <w:szCs w:val="21"/>
-          <w:highlight w:val="yellow"/>
-        </w:rPr>
-        <w:t>Table is here as an example. Include units, and titles as needed for each section</w:t>
-      </w:r>
-      <w:r>
-        <w:rPr>
-          <w:rFonts w:ascii="Times New Roman" w:hAnsi="Times New Roman" w:cs="Times New Roman"/>
-          <w:sz w:val="21"/>
-          <w:szCs w:val="21"/>
-          <w:highlight w:val="yellow"/>
-        </w:rPr>
-        <w:t>)</w:t>
-      </w:r>
-      <w:r>
-        <w:rPr>
-          <w:rFonts w:ascii="Times New Roman" w:hAnsi="Times New Roman" w:cs="Times New Roman"/>
-          <w:sz w:val="21"/>
-          <w:szCs w:val="21"/>
-          <w:highlight w:val="yellow"/>
-        </w:rPr>
-        <w:t>.</w:t>
-      </w:r>
-    </w:p>
-    <w:p>
-      <w:pPr>
-        <w:spacing w:line="259" w:lineRule="auto"/>
-        <w:rPr>
-          <w:rFonts w:ascii="Times New Roman" w:hAnsi="Times New Roman" w:cs="Times New Roman"/>
-          <w:sz w:val="28"/>
-          <w:szCs w:val="28"/>
-        </w:rPr>
-      </w:pPr>
-    </w:p>
-    <w:p>
-      <w:pPr>
-        <w:keepNext/>
-        <w:spacing w:line="259" w:lineRule="auto"/>
-        <w:jc w:val="center"/>
-      </w:pPr>
-      <w:r>
-        <w:rPr>
-          <w:rFonts w:ascii="Times New Roman" w:hAnsi="Times New Roman" w:cs="Times New Roman"/>
-          <w:noProof/>
-          <w:sz w:val="28"/>
-          <w:szCs w:val="28"/>
-        </w:rPr>
-        <w:lastRenderedPageBreak/>
-        <w:drawing>
-          <wp:inline distT="0" distB="0" distL="0" distR="0" wp14:anchorId="2581EB01" wp14:editId="11881FF3">
-            <wp:extent cx="5943600" cy="3200400"/>
-            <wp:effectExtent l="0" t="0" r="0" b="0"/>
-            <wp:docPr id="6" name="Picture 6" descr="example of a schematic images&#10;"/>
-            <wp:cNvGraphicFramePr>
-              <a:graphicFrameLocks xmlns:a="http://schemas.openxmlformats.org/drawingml/2006/main" noChangeAspect="1"/>
-            </wp:cNvGraphicFramePr>
-            <a:graphic xmlns:a="http://schemas.openxmlformats.org/drawingml/2006/main">
-              <a:graphicData uri="http://schemas.openxmlformats.org/drawingml/2006/picture">
-                <pic:pic xmlns:pic="http://schemas.openxmlformats.org/drawingml/2006/picture">
-                  <pic:nvPicPr>
-                    <pic:cNvPr id="0" name="Picture 4"/>
-                    <pic:cNvPicPr>
-                      <a:picLocks noChangeAspect="1" noChangeArrowheads="1"/>
-                    </pic:cNvPicPr>
-                  </pic:nvPicPr>
-                  <pic:blipFill>
-                    <a:blip r:embed="rId21">
-                      <a:extLst>
-                        <a:ext uri="{28A0092B-C50C-407E-A947-70E740481C1C}">
-                          <a14:useLocalDpi xmlns:a14="http://schemas.microsoft.com/office/drawing/2010/main" val="0"/>
-                        </a:ext>
-                      </a:extLst>
-                    </a:blip>
-                    <a:srcRect/>
-                    <a:stretch>
-                      <a:fillRect/>
-                    </a:stretch>
-                  </pic:blipFill>
-                  <pic:spPr bwMode="auto">
-                    <a:xfrm>
-                      <a:off x="0" y="0"/>
-                      <a:ext cx="5943600" cy="3200400"/>
-                    </a:xfrm>
-                    <a:prstGeom prst="rect">
-                      <a:avLst/>
-                    </a:prstGeom>
-                    <a:noFill/>
-                    <a:ln>
-                      <a:noFill/>
-                    </a:ln>
-                  </pic:spPr>
-                </pic:pic>
-              </a:graphicData>
-            </a:graphic>
-          </wp:inline>
-        </w:drawing>
-      </w:r>
-    </w:p>
-    <w:p>
-      <w:pPr>
-        <w:pStyle w:val="Caption"/>
-        <w:jc w:val="center"/>
-        <w:rPr>
-          <w:rFonts w:ascii="Times New Roman" w:hAnsi="Times New Roman" w:cs="Times New Roman"/>
-          <w:sz w:val="21"/>
-          <w:szCs w:val="21"/>
-        </w:rPr>
-      </w:pPr>
-      <w:r>
-        <w:rPr>
-          <w:rFonts w:ascii="Times New Roman" w:hAnsi="Times New Roman" w:cs="Times New Roman"/>
-          <w:b/>
-          <w:bCs/>
-          <w:sz w:val="21"/>
-          <w:szCs w:val="21"/>
-          <w:highlight w:val="yellow"/>
-        </w:rPr>
-        <w:t xml:space="preserve">Figure </w:t>
-      </w:r>
-      <w:r>
-        <w:rPr>
-          <w:rFonts w:ascii="Times New Roman" w:hAnsi="Times New Roman" w:cs="Times New Roman"/>
-          <w:b/>
-          <w:bCs/>
-          <w:sz w:val="21"/>
-          <w:szCs w:val="21"/>
-          <w:highlight w:val="yellow"/>
-        </w:rPr>
-        <w:fldChar w:fldCharType="begin"/>
-      </w:r>
-      <w:r>
-        <w:rPr>
-          <w:rFonts w:ascii="Times New Roman" w:hAnsi="Times New Roman" w:cs="Times New Roman"/>
-          <w:b/>
-          <w:bCs/>
-          <w:sz w:val="21"/>
-          <w:szCs w:val="21"/>
-          <w:highlight w:val="yellow"/>
-        </w:rPr>
-        <w:instrText xml:space="preserve"> SEQ Figure \* ARABIC </w:instrText>
-      </w:r>
-      <w:r>
-        <w:rPr>
-          <w:rFonts w:ascii="Times New Roman" w:hAnsi="Times New Roman" w:cs="Times New Roman"/>
-          <w:b/>
-          <w:bCs/>
-          <w:sz w:val="21"/>
-          <w:szCs w:val="21"/>
-          <w:highlight w:val="yellow"/>
-        </w:rPr>
-        <w:fldChar w:fldCharType="separate"/>
-      </w:r>
-      <w:r>
-        <w:rPr>
-          <w:rFonts w:ascii="Times New Roman" w:hAnsi="Times New Roman" w:cs="Times New Roman"/>
-          <w:b/>
-          <w:bCs/>
-          <w:noProof/>
-          <w:sz w:val="21"/>
-          <w:szCs w:val="21"/>
-          <w:highlight w:val="yellow"/>
-        </w:rPr>
-        <w:t>7</w:t>
-      </w:r>
-      <w:r>
-        <w:rPr>
-          <w:rFonts w:ascii="Times New Roman" w:hAnsi="Times New Roman" w:cs="Times New Roman"/>
-          <w:b/>
-          <w:bCs/>
-          <w:sz w:val="21"/>
-          <w:szCs w:val="21"/>
-          <w:highlight w:val="yellow"/>
-        </w:rPr>
-        <w:fldChar w:fldCharType="end"/>
-      </w:r>
-      <w:r>
-        <w:rPr>
-          <w:rFonts w:ascii="Times New Roman" w:hAnsi="Times New Roman" w:cs="Times New Roman"/>
-          <w:sz w:val="21"/>
-          <w:szCs w:val="21"/>
-          <w:highlight w:val="yellow"/>
-        </w:rPr>
-        <w:t xml:space="preserve">: </w:t>
-      </w:r>
-      <w:r>
-        <w:rPr>
-          <w:rFonts w:ascii="Times New Roman" w:hAnsi="Times New Roman" w:cs="Times New Roman"/>
-          <w:sz w:val="21"/>
-          <w:szCs w:val="21"/>
-          <w:highlight w:val="yellow"/>
-        </w:rPr>
-        <w:t>Mono-stable circuit of NE555 Timer. (</w:t>
-      </w:r>
-      <w:r>
-        <w:rPr>
-          <w:rFonts w:ascii="Times New Roman" w:hAnsi="Times New Roman" w:cs="Times New Roman"/>
-          <w:sz w:val="21"/>
-          <w:szCs w:val="21"/>
-          <w:highlight w:val="yellow"/>
-        </w:rPr>
-        <w:t>Example circuit used to demonstrate how to include images in the template. Include a short description of the circuit</w:t>
-      </w:r>
-      <w:r>
-        <w:rPr>
-          <w:rFonts w:ascii="Times New Roman" w:hAnsi="Times New Roman" w:cs="Times New Roman"/>
-          <w:sz w:val="21"/>
-          <w:szCs w:val="21"/>
-          <w:highlight w:val="yellow"/>
-        </w:rPr>
-        <w:t>)</w:t>
-      </w:r>
-      <w:r>
-        <w:rPr>
-          <w:rFonts w:ascii="Times New Roman" w:hAnsi="Times New Roman" w:cs="Times New Roman"/>
-          <w:sz w:val="21"/>
-          <w:szCs w:val="21"/>
-          <w:highlight w:val="yellow"/>
-        </w:rPr>
-        <w:t>.</w:t>
-      </w:r>
-    </w:p>
-    <w:p>
-      <w:pPr>
-        <w:spacing w:line="259" w:lineRule="auto"/>
-        <w:rPr>
-          <w:rFonts w:ascii="Times New Roman" w:hAnsi="Times New Roman" w:cs="Times New Roman"/>
-          <w:sz w:val="28"/>
-          <w:szCs w:val="28"/>
-        </w:rPr>
-      </w:pPr>
-    </w:p>
-    <w:p>
-      <w:pPr>
-        <w:spacing w:line="259" w:lineRule="auto"/>
-        <w:rPr>
-          <w:rFonts w:ascii="Times New Roman" w:hAnsi="Times New Roman" w:cs="Times New Roman"/>
-          <w:b/>
-          <w:bCs/>
-          <w:sz w:val="28"/>
-          <w:szCs w:val="28"/>
-        </w:rPr>
-      </w:pPr>
-      <w:r>
-        <w:rPr>
-          <w:rFonts w:ascii="Times New Roman" w:hAnsi="Times New Roman" w:cs="Times New Roman"/>
-          <w:b/>
-          <w:bCs/>
-          <w:sz w:val="28"/>
-          <w:szCs w:val="28"/>
-        </w:rPr>
-        <w:t xml:space="preserve">Discussion Question: </w:t>
-      </w:r>
-      <w:r>
-        <w:rPr>
-          <w:rFonts w:ascii="Times New Roman" w:hAnsi="Times New Roman" w:cs="Times New Roman"/>
-          <w:b/>
-          <w:bCs/>
-          <w:sz w:val="28"/>
-          <w:szCs w:val="28"/>
-        </w:rPr>
-        <w:t>Discuss the impact of resistor variations on the R-2R ladder, including their influence on node voltages and overall equivalent resistance accuracy. Additionally, evaluate the tradeoffs between using resistors with tighter tolerances and their associated costs. Are there other characteristics that should be considered when buying components? If yes, list and discuss them.</w:t>
-      </w:r>
-    </w:p>
-    <w:p>
-      <w:pPr>
-        <w:spacing w:line="259" w:lineRule="auto"/>
-        <w:rPr>
-          <w:rFonts w:ascii="Times New Roman" w:hAnsi="Times New Roman" w:cs="Times New Roman"/>
-          <w:b/>
-          <w:bCs/>
-          <w:sz w:val="24"/>
-        </w:rPr>
-      </w:pPr>
-    </w:p>
-    <w:p>
-      <w:pPr>
-        <w:spacing w:line="259" w:lineRule="auto"/>
-        <w:rPr>
-          <w:rFonts w:ascii="Times New Roman" w:hAnsi="Times New Roman" w:cs="Times New Roman"/>
-          <w:b/>
-          <w:bCs/>
-          <w:sz w:val="24"/>
+          <w:sz w:val="28"/>
+          <w:szCs w:val="28"/>
         </w:rPr>
       </w:pPr>
     </w:p>
@@ -6098,12 +6321,12 @@
       </w:r>
     </w:p>
     <w:sectPr>
-      <w:headerReference w:type="even" r:id="rId22"/>
-      <w:headerReference w:type="default" r:id="rId23"/>
-      <w:footerReference w:type="even" r:id="rId24"/>
-      <w:footerReference w:type="default" r:id="rId25"/>
-      <w:headerReference w:type="first" r:id="rId26"/>
-      <w:footerReference w:type="first" r:id="rId27"/>
+      <w:headerReference w:type="even" r:id="rId23"/>
+      <w:headerReference w:type="default" r:id="rId24"/>
+      <w:footerReference w:type="even" r:id="rId25"/>
+      <w:footerReference w:type="default" r:id="rId26"/>
+      <w:headerReference w:type="first" r:id="rId27"/>
+      <w:footerReference w:type="first" r:id="rId28"/>
       <w:pgSz w:w="12240" w:h="15840"/>
       <w:pgMar w:top="576" w:right="648" w:bottom="806" w:left="648" w:header="288" w:footer="144" w:gutter="0"/>
       <w:cols w:space="720"/>
@@ -9614,6 +9837,16 @@
       <w:u w:val="single"/>
     </w:rPr>
   </w:style>
+  <w:style w:type="character" w:styleId="PlaceholderText">
+    <w:name w:val="Placeholder Text"/>
+    <w:basedOn w:val="DefaultParagraphFont"/>
+    <w:uiPriority w:val="99"/>
+    <w:semiHidden/>
+    <w:rsid w:val="00273BE8"/>
+    <w:rPr>
+      <w:color w:val="666666"/>
+    </w:rPr>
+  </w:style>
 </w:styles>
 </file>
 
